--- a/rapports/16_02_2026/JP_ADAMA/coh_EQ39_sup_143203020020.docx
+++ b/rapports/16_02_2026/JP_ADAMA/coh_EQ39_sup_143203020020.docx
@@ -25,7 +25,7 @@
         <w:br/>
         <w:t>Grappe: 143203020020</w:t>
         <w:br/>
-        <w:t>Date: 16/02/2026 a 12:41</w:t>
+        <w:t>Date: 16/02/2026 a 12:58</w:t>
       </w:r>
     </w:p>
     <w:p/>
@@ -1573,7 +1573,7 @@
         </w:rPr>
         <w:t xml:space="preserve">- Le montant obtenus sur les services rendus par l'entreprise transporteur en pirogue au cours des 30 derniers jours ou durant le dernier mois où l'entreprise a fonctionné n'a pas été renseigné, prière de mettre de 0 si l'entreprise n'a pas rendu de service. Prière de renseigner les montants dans les champs (s10q46 s10q47 s10q48 s10q49 s10q50 s10q51 s10q52 s10q53 s10q54 s10q55 s10q56 s10q57), mettre 0 si l'entreprise transporteur en pirogue n'a pas effectué des dépenses ou faire des reventes des marchandises ou des produits ou rendre de service.Cette entreprise transporteur en pirogue dit avoir obtenu une valeur sur les marchandises vendu en etat, les marchandises vendu après transformation et les services rendus. Prière de corriger. Cette entreprise transporteur en pirogue dit avoir obtenu une valeur sur les marchandises vendu en etat et les marchandises vendu après transformation. La main d'oeuvre familiale pour mame bodian ayant travaillé dans cette entreprise transporteur en pirogue aucours des 12 derniers mois n'est pas renseigner. Prière de reneigner toutes les informations qui lui concerne. La main d'oeuvre sariale de mame bodian ayant travaillé dans cette entreprise transporteur en pirogue aucours des 30 derniers jours n'est pas renseigner. Prière de reneigner toutes les informations qui lui concerne. </w:t>
         <w:br/>
-        <w:t>- Le montant obtenus sur les services rendus par l'entreprise vente de poisson au cours des 30 derniers jours ou durant le dernier mois où l'entreprise a fonctionné n'a pas été renseigné, prière de mettre de 0 si l'entreprise n'a pas rendu de service. Prière de renseigner les montants dans les champs (s10q46 s10q47 s10q48 s10q49 s10q50 s10q51 s10q52 s10q53 s10q54 s10q55 s10q56 s10q57), mettre 0 si l'entreprise vente de poisson n'a pas effectué des dépenses ou faire des reventes des marchandises ou des produits ou rendre de service.Cette entreprise vente de poisson dit avoir obtenu une valeur sur les marchandises vendu en etat, les marchandises vendu après transformation et les services rendus. Prière de corriger. Cette entreprise vente de poisson dit avoir obtenu une valeur sur les marchandises vendu en etat et les marchandises vendu après transformation. L'entreprise vente de poisson est généralement une entreprise commerciale ou de service dont elle ne depense pas en achat de matières premières.Elle ne transforme pas de produit donc ne peut pas obtenir un montant sur la vente des produits transformés (10.48 ou 10.49). Prière de mettre 0 pour ces questions si elles ne font pas de transformation. La main d'oeuvre familiale pour abdoulaye bodian ayant travaillé dans cette entreprise vente de poisson aucours des 12 derniers mois n'est pas renseigner. Prière de reneigner toutes les informations qui lui concerne. La main d'oeuvre sariale de abdoulaye bodian ayant travaillé dans cette entreprise vente de poisson aucours des 30 derniers jours n'est pas renseigner. Prière de reneigner toutes les informations qui lui concerne.</w:t>
+        <w:t>- Le montant obtenus sur les services rendus par l'entreprise vente de poisson au cours des 30 derniers jours ou durant le dernier mois où l'entreprise a fonctionné n'a pas été renseigné, prière de mettre de 0 si l'entreprise n'a pas rendu de service. Prière de renseigner les montants dans les champs (s10q46 s10q47 s10q48 s10q49 s10q50 s10q51 s10q52 s10q53 s10q54 s10q55 s10q56 s10q57), mettre 0 si l'entreprise vente de poisson n'a pas effectué des dépenses ou faire des reventes des marchandises ou des produits ou rendre de service.Cette entreprise vente de poisson dit avoir obtenu une valeur sur les marchandises vendu en etat, les marchandises vendu après transformation et les services rendus. Prière de corriger. Cette entreprise vente de poisson dit avoir obtenu une valeur sur les marchandises vendu en etat et les marchandises vendu après transformation. L'entreprise vente de poisson est généralement une entreprise commerciale ou de service dont elle ne depense pas en achat de matières premières.Elle ne transforme pas de produit donc ne peut pas obtenir un montant sur la vente des produits transformés (10.48 ou 10.49). Prière de mettre 0 pour ces questions si elles ne font pas de transformation. La main d'oeuvre familiale pour aminata bodian ayant travaillé dans cette entreprise vente de poisson aucours des 12 derniers mois n'est pas renseigner. Prière de reneigner toutes les informations qui lui concerne. La main d'oeuvre sariale de aminata bodian ayant travaillé dans cette entreprise vente de poisson aucours des 30 derniers jours n'est pas renseigner. Prière de reneigner toutes les informations qui lui concerne.</w:t>
       </w:r>
     </w:p>
     <w:p>
@@ -4402,7 +4402,7 @@
         <w:rPr>
           <w:sz w:val="20"/>
         </w:rPr>
-        <w:t>- Le montant obtenus sur les services rendus par l'entreprise vente de poisson au cours des 30 derniers jours ou durant le dernier mois où l'entreprise a fonctionné n'a pas été renseigné, prière de mettre de 0 si l'entreprise n'a pas rendu de service. Prière de renseigner les montants dans les champs (s10q46 s10q47 s10q48 s10q49 s10q50 s10q51 s10q52 s10q53 s10q54 s10q55 s10q56 s10q57), mettre 0 si l'entreprise vente de poisson n'a pas effectué des dépenses ou faire des reventes des marchandises ou des produits ou rendre de service.Cette entreprise vente de poisson dit avoir obtenu une valeur sur les marchandises vendu en etat, les marchandises vendu après transformation et les services rendus. Prière de corriger. Cette entreprise vente de poisson dit avoir obtenu une valeur sur les marchandises vendu en etat et les marchandises vendu après transformation. La main d'oeuvre familiale pour samba diop ayant travaillé dans cette entreprise vente de poisson aucours des 12 derniers mois n'est pas renseigner. Prière de reneigner toutes les informations qui lui concerne. La main d'oeuvre sariale de samba diop ayant travaillé dans cette entreprise vente de poisson aucours des 30 derniers jours n'est pas renseigner. Prière de reneigner toutes les informations qui lui concerne.</w:t>
+        <w:t>- Le montant obtenus sur les services rendus par l'entreprise vente de poisson au cours des 30 derniers jours ou durant le dernier mois où l'entreprise a fonctionné n'a pas été renseigné, prière de mettre de 0 si l'entreprise n'a pas rendu de service. Prière de renseigner les montants dans les champs (s10q46 s10q47 s10q48 s10q49 s10q50 s10q51 s10q52 s10q53 s10q54 s10q55 s10q56 s10q57), mettre 0 si l'entreprise vente de poisson n'a pas effectué des dépenses ou faire des reventes des marchandises ou des produits ou rendre de service.Cette entreprise vente de poisson dit avoir obtenu une valeur sur les marchandises vendu en etat, les marchandises vendu après transformation et les services rendus. Prière de corriger. Cette entreprise vente de poisson dit avoir obtenu une valeur sur les marchandises vendu en etat et les marchandises vendu après transformation. La main d'oeuvre familiale pour astou diop ayant travaillé dans cette entreprise vente de poisson aucours des 12 derniers mois n'est pas renseigner. Prière de reneigner toutes les informations qui lui concerne. La main d'oeuvre sariale de astou diop ayant travaillé dans cette entreprise vente de poisson aucours des 30 derniers jours n'est pas renseigner. Prière de reneigner toutes les informations qui lui concerne.</w:t>
       </w:r>
     </w:p>
     <w:p>

--- a/rapports/16_02_2026/JP_ADAMA/coh_EQ39_sup_143203020020.docx
+++ b/rapports/16_02_2026/JP_ADAMA/coh_EQ39_sup_143203020020.docx
@@ -25,7 +25,7 @@
         <w:br/>
         <w:t>Grappe: 143203020020</w:t>
         <w:br/>
-        <w:t>Date: 16/02/2026 a 12:58</w:t>
+        <w:t>Date: 16/02/2026 a 13:06</w:t>
       </w:r>
     </w:p>
     <w:p/>
@@ -119,7 +119,7 @@
           </w:tcPr>
           <w:p>
             <w:r>
-              <w:t>25</w:t>
+              <w:t>23</w:t>
             </w:r>
           </w:p>
         </w:tc>
@@ -188,6 +188,38 @@
                 <w:color w:val="FFFFFF"/>
               </w:rPr>
               <w:t>Nb erreurs</w:t>
+            </w:r>
+          </w:p>
+        </w:tc>
+      </w:tr>
+      <w:tr>
+        <w:tc>
+          <w:tcPr>
+            <w:tcW w:type="dxa" w:w="3324"/>
+          </w:tcPr>
+          <w:p>
+            <w:r>
+              <w:t>Section0</w:t>
+            </w:r>
+          </w:p>
+        </w:tc>
+        <w:tc>
+          <w:tcPr>
+            <w:tcW w:type="dxa" w:w="3324"/>
+          </w:tcPr>
+          <w:p>
+            <w:r>
+              <w:t>Identification et renseignements de controle</w:t>
+            </w:r>
+          </w:p>
+        </w:tc>
+        <w:tc>
+          <w:tcPr>
+            <w:tcW w:type="dxa" w:w="3324"/>
+          </w:tcPr>
+          <w:p>
+            <w:r>
+              <w:t>12</w:t>
             </w:r>
           </w:p>
         </w:tc>
@@ -295,7 +327,7 @@
           </w:tcPr>
           <w:p>
             <w:r>
-              <w:t>Section4b</w:t>
+              <w:t>Section7b</w:t>
             </w:r>
           </w:p>
         </w:tc>
@@ -305,7 +337,7 @@
           </w:tcPr>
           <w:p>
             <w:r>
-              <w:t>Emploi - Activite principale</w:t>
+              <w:t>Consommation alimentaire - 7 jours</w:t>
             </w:r>
           </w:p>
         </w:tc>
@@ -327,7 +359,7 @@
           </w:tcPr>
           <w:p>
             <w:r>
-              <w:t>Section0</w:t>
+              <w:t>Section4b</w:t>
             </w:r>
           </w:p>
         </w:tc>
@@ -337,7 +369,7 @@
           </w:tcPr>
           <w:p>
             <w:r>
-              <w:t>Identification et renseignements de controle</w:t>
+              <w:t>Emploi - Activite principale</w:t>
             </w:r>
           </w:p>
         </w:tc>
@@ -347,7 +379,7 @@
           </w:tcPr>
           <w:p>
             <w:r>
-              <w:t>10</w:t>
+              <w:t>8</w:t>
             </w:r>
           </w:p>
         </w:tc>
@@ -379,7 +411,7 @@
           </w:tcPr>
           <w:p>
             <w:r>
-              <w:t>7</w:t>
+              <w:t>8</w:t>
             </w:r>
           </w:p>
         </w:tc>
@@ -466,38 +498,6 @@
           <w:p>
             <w:r>
               <w:t>Emploi - Activite secondaire</w:t>
-            </w:r>
-          </w:p>
-        </w:tc>
-        <w:tc>
-          <w:tcPr>
-            <w:tcW w:type="dxa" w:w="3324"/>
-          </w:tcPr>
-          <w:p>
-            <w:r>
-              <w:t>6</w:t>
-            </w:r>
-          </w:p>
-        </w:tc>
-      </w:tr>
-      <w:tr>
-        <w:tc>
-          <w:tcPr>
-            <w:tcW w:type="dxa" w:w="3324"/>
-          </w:tcPr>
-          <w:p>
-            <w:r>
-              <w:t>Section10b</w:t>
-            </w:r>
-          </w:p>
-        </w:tc>
-        <w:tc>
-          <w:tcPr>
-            <w:tcW w:type="dxa" w:w="3324"/>
-          </w:tcPr>
-          <w:p>
-            <w:r>
-              <w:t>caracteristiques entreprise non agricole</w:t>
             </w:r>
           </w:p>
         </w:tc>
@@ -850,7 +850,7 @@
         <w:rPr>
           <w:sz w:val="20"/>
         </w:rPr>
-        <w:t>- Prière de renseigner toutes les informations du ménage dans la section 0 avant d'entamer les autres informations.</w:t>
+        <w:t>- Le questionnaire semble ne pas être complètement fini mais le questionnaire est en statut complet, prière de compléter le questionnaire.</w:t>
       </w:r>
     </w:p>
     <w:p>
@@ -900,7 +900,7 @@
         <w:br/>
         <w:t xml:space="preserve">- Peu probable! Fatoumata TAMBADOU  n'arrive pas  à comprendre un petit texte lu dans une langue locale (s02q03). Veuillez corriger ou donner des explications au QG. Dans les milieux urbains c'est peu probable de voir une école dont les élèves ou étudiants ne dépensent pas en frais d'uniformes, prière de verifier pour Fatoumata TAMBADOU et corriger ou confirmer avec le QG. </w:t>
         <w:br/>
-        <w:t xml:space="preserve">- Peu probable! Kaba TAMBADOU  n'arrive pas  à comprendre un petit texte lu dans une langue locale (s02q03). Veuillez corriger ou donner des explications au QG. Dans les milieux urbains c'est peu probable de voir une école dont les élèves ou étudiants ne dépensent pas en frais d'uniformes, prière de verifier pour Kaba TAMBADOU et corriger ou confirmer avec le QG. </w:t>
+        <w:t xml:space="preserve">- Peu probable! Kaba TAMBADOU  n'arrive pas  à comprendre un petit texte lu dans une langue locale (s02q03). Veuillez corriger ou donner des explications au QG. Dans les milieux urbains c'est peu probable de voir une école dont les élèves ou étudiants ne dépensent pas en frais d'uniformes, prière de verifier pour Kaba TAMBADOU et corriger ou confirmer avec le QG. Attention ! Le frais de scolarité (2000 Fcfa) de Kaba TAMBADOU en 3ème année de Maternelle est relativement faible par rapport aux autres frais de scolarités observés dans cette zone. Prière de corriger ou de confirmer avec le QG. </w:t>
         <w:br/>
         <w:t xml:space="preserve">- Peu probable! Mariama TAMBADOU  n'arrive pas  à comprendre un petit texte lu dans une langue locale (s02q03). Veuillez corriger ou donner des explications au QG.  Incohérence ! le montant payé de Mariama TAMBADOU pour la cotisation est très faible . veuillez, s'il vous plait, confirmer ces informations avec le QG ou apporter les corrections nécessaires. Dans les milieux urbains c'est peu probable de voir une école dont les élèves ou étudiants ne dépensent pas en frais d'uniformes, prière de verifier pour Mariama TAMBADOU et corriger ou confirmer avec le QG. </w:t>
         <w:br/>
@@ -925,7 +925,7 @@
         <w:rPr>
           <w:sz w:val="20"/>
         </w:rPr>
-        <w:t>- Le ménage a consommé Citron mais les informations sur la quantité, l'unité ou la taille ne sont pas renseignées.Prière de renseigner. Le ménage a consommé Crabes mais les informations sur la quantité, l'unité ou la taille ne sont pas renseignées.Prière de renseigner. Le ménage a consommé Huile de palme brute mais les informations sur la quantité, l'unité ou la taille ne sont pas renseignées.Prière de renseigner. Le ménage a consommé Huile de soja  mais les informations sur la quantité, l'unité ou la taille ne sont pas renseignées.Prière de renseigner. Le ménage a consommé Lait en poudre mais les informations sur la quantité, l'unité ou la taille ne sont pas renseignées.Prière de renseigner. Le ménage a consommé Mâchoiron Frais mais les informations sur la quantité, l'unité ou la taille ne sont pas renseignées.Prière de renseigner. Le ménage a consommé Orange  mais les informations sur la quantité, l'unité ou la taille ne sont pas renseignées.Prière de renseigner. Le ménage a consommé Pain moderne (Baguette) mais les informations sur la quantité, l'unité ou la taille ne sont pas renseignées.Prière de renseigner. Le ménage a consommé Riz local Gambiaka mais les informations sur la quantité, l'unité ou la taille ne sont pas renseignées.Prière de renseigner. Le ménage a consommé Œufs frais mais les informations sur la quantité, l'unité ou la taille ne sont pas renseignées.Prière de renseigner.</w:t>
+        <w:t>- Attention ! Le prix unitaire d'achat (150 Fcfa) de Œufs frais en Pièce (taille unique) est relativement élevé par rapport aux autres prix observés dans cette zone. Prière de corriger ou de confirmer avec le QG. Attention ! Le prix unitaire d'achat (25 Fcfa) de Arachides grillées décortiquées en Sachets (Petit) est relativement faible par rapport aux autres prix observés dans cette zone. Prière de corriger ou de confirmer avec le QG. Attention ! Le prix unitaire d'achat (50 Fcfa) de Petit cola en Pièce (Petit) est relativement faible par rapport aux autres prix observés dans cette zone. Prière de corriger ou de confirmer avec le QG. Attention ! Le prix unitaire d'achat (500 Fcfa) de Huile de soja  en Litre (taille unique) est relativement faible par rapport aux autres prix observés dans cette zone. Prière de corriger ou de confirmer avec le QG. Difficile de consommer le Sel en Paquet Tres petit prière de verifier.</w:t>
       </w:r>
     </w:p>
     <w:p>
@@ -1432,27 +1432,6 @@
           <w:color w:val="4672C4"/>
           <w:sz w:val="22"/>
         </w:rPr>
-        <w:t>&gt;&gt; Section4a - Emploi</w:t>
-      </w:r>
-    </w:p>
-    <w:p>
-      <w:pPr>
-        <w:ind w:left="283"/>
-      </w:pPr>
-      <w:r>
-        <w:rPr>
-          <w:sz w:val="20"/>
-        </w:rPr>
-        <w:t>- Avertissement mame bodian est Etudiant/Elève de la 4.21 mais mame bodian n'a pas frequenté l'école en 2024-2025, prière de corriger ou confirmer cette information avec le QG.</w:t>
-      </w:r>
-    </w:p>
-    <w:p>
-      <w:r>
-        <w:rPr>
-          <w:b/>
-          <w:color w:val="4672C4"/>
-          <w:sz w:val="22"/>
-        </w:rPr>
         <w:t>&gt;&gt; Section4b - Emploi - Activite principale</w:t>
       </w:r>
     </w:p>
@@ -1464,9 +1443,7 @@
         <w:rPr>
           <w:sz w:val="20"/>
         </w:rPr>
-        <w:t xml:space="preserve">- Avertissementabdoulaye bodian  travaille mais les questions relatives à son emploi principal ne sont pas renseignées à 100%, prière de les renseigner. Attention ! Le nombre de jours que abdoulaye bodian a travaillés par mois semble être inférieur à 15. Veuillez, s'il vous plaît, confirmer cette information. Attention! le nombre d'heure que abdoulaye bodian a travaillé par jour semble être inferieur à 4, veuillez s'il vous plait confirmer cette information avec le QG. Le revenu de abdoulaye bodian (.a) doit être renseigné. Prière de renseigner le revenu de abdoulaye bodian. </w:t>
-        <w:br/>
-        <w:t>-  Avertissementfatou binetou marena  travaille mais les questions relatives à son emploi principal ne sont pas renseignées à 100%, prière de les renseigner.</w:t>
+        <w:t>- Attention ! Le nombre de jours que abdoulaye bodian a travaillés par mois semble être inférieur à 15. Veuillez, s'il vous plaît, confirmer cette information. Attention! le nombre d'heure que abdoulaye bodian a travaillé par jour semble être inferieur à 4, veuillez s'il vous plait confirmer cette information avec le QG.</w:t>
       </w:r>
     </w:p>
     <w:p>
@@ -1487,7 +1464,7 @@
         <w:rPr>
           <w:sz w:val="20"/>
         </w:rPr>
-        <w:t>- Avertissementabdoulaye bodian  travaille mais les questions relatives à son emploi secondaire ne sont pas renseignées à 100%, prière de les renseigner. Avertissement!!! la branche d'activité de abdoulaye bodian est identique dans l'emploi principale et secondaire, prière de confirmer cette information avec le QG ou de corriger. Vous avez sélectionné l'option 'Ne sait pas' pour la catégorie socioprofessionnelle de abdoulaye bodian ou vous ne l'avez pas renseigné. prière de corriger. Avertissement!!! les informations de abdoulaye bodian sur le nombre de mois, jours ou heures de son emploi secondaire sont superieur a celles de son emploi principal , veuillez corriger ou confirmer aupres du QG. Incoherence!!! abdoulaye bodian a travaillé plus de 20h par jours pour ses emplois (pricinpal et secondaire), prière de corriger.</w:t>
+        <w:t>- Avertissement!!! les informations de abdoulaye bodian sur le nombre de mois, jours ou heures de son emploi secondaire sont superieur a celles de son emploi principal , veuillez corriger ou confirmer aupres du QG.</w:t>
       </w:r>
     </w:p>
     <w:p>
@@ -1508,7 +1485,7 @@
         <w:rPr>
           <w:sz w:val="20"/>
         </w:rPr>
-        <w:t>- Incohérence!! Dans ce ménage, chaque individus consomme par jour 38.91857 Kg  de cereale; Prière de revoir les quantités prises de ces produits. Le ménage a consommé Autres tisanes et infusions n.d.a. (quinqueliba, citronnelle, etc.) mais les informations sur la quantité, l'unité ou la taille ne sont pas renseignées.Prière de renseigner. Le ménage a consommé Caramel, bonbons, confiseries, etc. mais les informations sur la quantité, l'unité ou la taille ne sont pas renseignées.Prière de renseigner. Le ménage a consommé Cube alimentaire (Maggi, Jumbo, ) mais les informations sur la quantité, l'unité ou la taille ne sont pas renseignées.Prière de renseigner. Le ménage a consommé Piment séché mais les informations sur la quantité, l'unité ou la taille ne sont pas renseignées.Prière de renseigner. Le ménage a consommé Poivre mais les informations sur la quantité, l'unité ou la taille ne sont pas renseignées.Prière de renseigner. Le ménage a consommé Sel mais les informations sur la quantité, l'unité ou la taille ne sont pas renseignées.Prière de renseigner. Difficile de consommer le Sel en   prière de verifier. Le ménage a consommé Sucre en poudre  mais les informations sur la quantité, l'unité ou la taille ne sont pas renseignées.Prière de renseigner. Le ménage a consommé Thé en sachet mais les informations sur la quantité, l'unité ou la taille ne sont pas renseignées.Prière de renseigner. Avertissement!!! Le ménage a consommé .a   de Thé en sachet, cette quantité semble anormale pour une consommation des 7 derniers jours.Les ménages consomment géneralement en sachet ou en paquet, prière de corriger ou de confirmer avec le QG.</w:t>
+        <w:t>- Attention ! Le prix unitaire d'achat (200 Fcfa) de Orange  en Tas (Moyen) est relativement faible par rapport aux autres prix observés dans cette zone. Prière de corriger ou de confirmer avec le QG. Avertissement!!! Le ménage a consommé 7 Paquet Moyen de Thé en sachet, cette quantité semble anormale pour une consommation des 7 derniers jours.Prière de corriger ou de confirmer avec le QG. Avertissement!! le prix unitaire (100 Fcfa) de Thé en sachet (unité: Paquet) de taille Moyen est très faible ou élevé. Prière de corriger ou de confirmer avec le QG. Incohérence!! Dans ce ménage, chaque individus consomme par jour 62.82163 Kg  de cereale; Prière de revoir les quantités prises de ces produits.</w:t>
       </w:r>
     </w:p>
     <w:p>
@@ -1560,29 +1537,6 @@
           <w:color w:val="4672C4"/>
           <w:sz w:val="22"/>
         </w:rPr>
-        <w:t>&gt;&gt; Section10b - caracteristiques entreprise non agricole</w:t>
-      </w:r>
-    </w:p>
-    <w:p>
-      <w:pPr>
-        <w:ind w:left="283"/>
-      </w:pPr>
-      <w:r>
-        <w:rPr>
-          <w:sz w:val="20"/>
-        </w:rPr>
-        <w:t xml:space="preserve">- Le montant obtenus sur les services rendus par l'entreprise transporteur en pirogue au cours des 30 derniers jours ou durant le dernier mois où l'entreprise a fonctionné n'a pas été renseigné, prière de mettre de 0 si l'entreprise n'a pas rendu de service. Prière de renseigner les montants dans les champs (s10q46 s10q47 s10q48 s10q49 s10q50 s10q51 s10q52 s10q53 s10q54 s10q55 s10q56 s10q57), mettre 0 si l'entreprise transporteur en pirogue n'a pas effectué des dépenses ou faire des reventes des marchandises ou des produits ou rendre de service.Cette entreprise transporteur en pirogue dit avoir obtenu une valeur sur les marchandises vendu en etat, les marchandises vendu après transformation et les services rendus. Prière de corriger. Cette entreprise transporteur en pirogue dit avoir obtenu une valeur sur les marchandises vendu en etat et les marchandises vendu après transformation. La main d'oeuvre familiale pour mame bodian ayant travaillé dans cette entreprise transporteur en pirogue aucours des 12 derniers mois n'est pas renseigner. Prière de reneigner toutes les informations qui lui concerne. La main d'oeuvre sariale de mame bodian ayant travaillé dans cette entreprise transporteur en pirogue aucours des 30 derniers jours n'est pas renseigner. Prière de reneigner toutes les informations qui lui concerne. </w:t>
-        <w:br/>
-        <w:t>- Le montant obtenus sur les services rendus par l'entreprise vente de poisson au cours des 30 derniers jours ou durant le dernier mois où l'entreprise a fonctionné n'a pas été renseigné, prière de mettre de 0 si l'entreprise n'a pas rendu de service. Prière de renseigner les montants dans les champs (s10q46 s10q47 s10q48 s10q49 s10q50 s10q51 s10q52 s10q53 s10q54 s10q55 s10q56 s10q57), mettre 0 si l'entreprise vente de poisson n'a pas effectué des dépenses ou faire des reventes des marchandises ou des produits ou rendre de service.Cette entreprise vente de poisson dit avoir obtenu une valeur sur les marchandises vendu en etat, les marchandises vendu après transformation et les services rendus. Prière de corriger. Cette entreprise vente de poisson dit avoir obtenu une valeur sur les marchandises vendu en etat et les marchandises vendu après transformation. L'entreprise vente de poisson est généralement une entreprise commerciale ou de service dont elle ne depense pas en achat de matières premières.Elle ne transforme pas de produit donc ne peut pas obtenir un montant sur la vente des produits transformés (10.48 ou 10.49). Prière de mettre 0 pour ces questions si elles ne font pas de transformation. La main d'oeuvre familiale pour aminata bodian ayant travaillé dans cette entreprise vente de poisson aucours des 12 derniers mois n'est pas renseigner. Prière de reneigner toutes les informations qui lui concerne. La main d'oeuvre sariale de aminata bodian ayant travaillé dans cette entreprise vente de poisson aucours des 30 derniers jours n'est pas renseigner. Prière de reneigner toutes les informations qui lui concerne.</w:t>
-      </w:r>
-    </w:p>
-    <w:p>
-      <w:r>
-        <w:rPr>
-          <w:b/>
-          <w:color w:val="4672C4"/>
-          <w:sz w:val="22"/>
-        </w:rPr>
         <w:t>&gt;&gt; Section11 - Caracteristiques logement</w:t>
       </w:r>
     </w:p>
@@ -1615,9 +1569,7 @@
         <w:rPr>
           <w:sz w:val="20"/>
         </w:rPr>
-        <w:t xml:space="preserve">- Attention ! Tapis a été revendu à 1000 Fcfa qui est relativement faible par rapport aux autres prix de revente observés dans cette zone. Prière de corriger ou de confirmer avec le QG. </w:t>
-        <w:br/>
-        <w:t>- Attention ! Téléphone portable a été achété à 6000 Fcfa est relativement faible par rapport aux autres prix d'achat observés dans cette zone. Prière de corriger ou de confirmer avec le QG.</w:t>
+        <w:t>- Attention ! Tapis a été revendu à 1000 Fcfa qui est relativement faible par rapport aux autres prix de revente observés dans cette zone. Prière de corriger ou de confirmer avec le QG.</w:t>
       </w:r>
     </w:p>
     <w:p>
@@ -1963,6 +1915,27 @@
           <w:color w:val="4672C4"/>
           <w:sz w:val="22"/>
         </w:rPr>
+        <w:t>&gt;&gt; Section0 - Identification et renseignements de controle</w:t>
+      </w:r>
+    </w:p>
+    <w:p>
+      <w:pPr>
+        <w:ind w:left="283"/>
+      </w:pPr>
+      <w:r>
+        <w:rPr>
+          <w:sz w:val="20"/>
+        </w:rPr>
+        <w:t>- Le questionnaire semble ne pas être complètement fini mais le questionnaire est en statut complet, prière de compléter le questionnaire.</w:t>
+      </w:r>
+    </w:p>
+    <w:p>
+      <w:r>
+        <w:rPr>
+          <w:b/>
+          <w:color w:val="4672C4"/>
+          <w:sz w:val="22"/>
+        </w:rPr>
         <w:t>&gt;&gt; Section2 - Education</w:t>
       </w:r>
     </w:p>
@@ -2062,23 +2035,30 @@
         <w:rPr>
           <w:sz w:val="20"/>
         </w:rPr>
-        <w:t xml:space="preserve">- AvertissementABDOULAYE WADE  travaille mais les questions relatives à son emploi principal ne sont pas renseignées à 100%, prière de les renseigner. Vous avez sélectionné l'option 'Ne sait pas' pour la catégorie socioprofessionnelle de ABDOULAYE WADE ou vous ne l'avez pas renseigné. prière de corriger. </w:t>
+        <w:t xml:space="preserve">- Avertissement!! Le montant de METANDING DIOKOU semble trop faible pour un revenu net gagné par an. Veuillez, s'il vous plaît, confirmer cette information avec le QG ou la corriger. </w:t>
         <w:br/>
-        <w:t xml:space="preserve">-  AvertissementBALLA MOUSSA SOUMARE  travaille mais les questions relatives à son emploi principal ne sont pas renseignées à 100%, prière de les renseigner. Vous avez sélectionné l'option 'Ne sait pas' pour la catégorie socioprofessionnelle de BALLA MOUSSA SOUMARE ou vous ne l'avez pas renseigné. prière de corriger. </w:t>
-        <w:br/>
-        <w:t xml:space="preserve">-  AvertissementBORRY NDIAYE  travaille mais les questions relatives à son emploi principal ne sont pas renseignées à 100%, prière de les renseigner. Vous avez sélectionné l'option 'Ne sait pas' pour la catégorie socioprofessionnelle de BORRY NDIAYE ou vous ne l'avez pas renseigné. prière de corriger. </w:t>
-        <w:br/>
-        <w:t xml:space="preserve">-  AvertissementFABOURAMA SOUMARE  travaille mais les questions relatives à son emploi principal ne sont pas renseignées à 100%, prière de les renseigner. Vous avez sélectionné l'option 'Ne sait pas' pour la catégorie socioprofessionnelle de FABOURAMA SOUMARE ou vous ne l'avez pas renseigné. prière de corriger. </w:t>
-        <w:br/>
-        <w:t xml:space="preserve">-  AvertissementMALICK SOUMARE  travaille mais les questions relatives à son emploi principal ne sont pas renseignées à 100%, prière de les renseigner. Vous avez sélectionné l'option 'Ne sait pas' pour la catégorie socioprofessionnelle de MALICK SOUMARE ou vous ne l'avez pas renseigné. prière de corriger. </w:t>
-        <w:br/>
-        <w:t xml:space="preserve">-  AvertissementMATAR MANE  travaille mais les questions relatives à son emploi principal ne sont pas renseignées à 100%, prière de les renseigner. Vous avez sélectionné l'option 'Ne sait pas' pour la catégorie socioprofessionnelle de MATAR MANE ou vous ne l'avez pas renseigné. prière de corriger. </w:t>
-        <w:br/>
-        <w:t xml:space="preserve">-  AvertissementMETANDING DIOKOU  travaille mais les questions relatives à son emploi principal ne sont pas renseignées à 100%, prière de les renseigner. Vous avez sélectionné l'option 'Ne sait pas' pour la catégorie socioprofessionnelle de METANDING DIOKOU ou vous ne l'avez pas renseigné. prière de corriger. </w:t>
-        <w:br/>
-        <w:t xml:space="preserve">-  AvertissementSALY POUNEUR NDIAYE  travaille mais les questions relatives à son emploi principal ne sont pas renseignées à 100%, prière de les renseigner. Vous avez sélectionné l'option 'Ne sait pas' pour la catégorie socioprofessionnelle de SALY POUNEUR NDIAYE ou vous ne l'avez pas renseigné. prière de corriger. </w:t>
-        <w:br/>
-        <w:t>-  AvertissementSORY SOUMARE  travaille mais les questions relatives à son emploi principal ne sont pas renseignées à 100%, prière de les renseigner. Vous avez sélectionné l'option 'Ne sait pas' pour la catégorie socioprofessionnelle de SORY SOUMARE ou vous ne l'avez pas renseigné. prière de corriger.</w:t>
+        <w:t>- Avertissement!! Le montant de SALY POUNEUR NDIAYE semble trop faible pour un revenu net gagné par an. Veuillez, s'il vous plaît, confirmer cette information avec le QG ou la corriger.</w:t>
+      </w:r>
+    </w:p>
+    <w:p>
+      <w:r>
+        <w:rPr>
+          <w:b/>
+          <w:color w:val="4672C4"/>
+          <w:sz w:val="22"/>
+        </w:rPr>
+        <w:t>&gt;&gt; Section7b - Consommation alimentaire - 7 jours</w:t>
+      </w:r>
+    </w:p>
+    <w:p>
+      <w:pPr>
+        <w:ind w:left="283"/>
+      </w:pPr>
+      <w:r>
+        <w:rPr>
+          <w:sz w:val="20"/>
+        </w:rPr>
+        <w:t>- Attention ! Le prix unitaire d'achat (25 Fcfa) de Arachides bouillies en coques en Sachets (Petit) est relativement faible par rapport aux autres prix observés dans cette zone. Prière de corriger ou de confirmer avec le QG. Avertissement!!! Le ménage a consommé 40 Sachets Petit de Sucre en poudre , cette quantité semble anormale pour une consommation des 7 derniers jours.Prière de corriger ou de confirmer avec le QG. Avertissement!!! Le ménage a consommé 7 Paquet Petit de Thé en sachet, cette quantité semble anormale pour une consommation des 7 derniers jours.Prière de corriger ou de confirmer avec le QG. Avertissement!! le prix unitaire (100 Fcfa) de Thé en sachet (unité: Paquet) de taille Petit est très faible ou élevé. Prière de corriger ou de confirmer avec le QG. Avertissement!!!Le ménage a consommé 56 miche de Moyen de Pain moderne (Baguette)  ce qui semble incoherent pour une consommation aucours des 7 derniers jours, prière de verifier et corriger. Incohérence!! Dans ce ménage, chaque individus consomme par jour 8.944285 Kg  de cereale; Prière de revoir les quantités prises de ces produits.</w:t>
       </w:r>
     </w:p>
     <w:p>
@@ -2174,7 +2154,7 @@
           <w:color w:val="4672C4"/>
           <w:sz w:val="22"/>
         </w:rPr>
-        <w:t>&gt;&gt; Section12 - Actifs du menage</w:t>
+        <w:t>&gt;&gt; Section13a - Transferts recus</w:t>
       </w:r>
     </w:p>
     <w:p>
@@ -2185,7 +2165,7 @@
         <w:rPr>
           <w:sz w:val="20"/>
         </w:rPr>
-        <w:t>- Attention ! Tapis a été revendu à 10000 Fcfa qui est relativement élevé par rapport aux autres prix de revente observés dans cette zone. Prière de corriger ou de confirmer avec le QG.</w:t>
+        <w:t>- Avertissement!! Le montant des transferts reçu par mois semble très élevé ou faible, peut-être que vous vous êtes trompés du choix de l'unité.</w:t>
       </w:r>
     </w:p>
     <w:p>
@@ -2227,7 +2207,7 @@
         <w:rPr>
           <w:sz w:val="20"/>
         </w:rPr>
-        <w:t xml:space="preserve">- Avertissement!! Le champs a comme nom (champ1 riz) qui ne semble pas être un bon nom ou contient des lettres, prière de mettre le vrai nom du champs. Le salaire total payé de toutes catégories confondues par le ménage FABOURAMA SOUMARE pour la main-d'oeuvre non-familiale sur la parcelle patate au cours de la campagne pour la période des récoltes est de 0 qui semble élevé ou faible. Merci de corriger. Nous constatons que la question qui porte sur la mésure du champs de la parcelle patate n'a pas été renseigné, la collecte était-il encours ou s'agit-il de quoi ? prière de verifier et corriger. </w:t>
+        <w:t xml:space="preserve">- Avertissement!! Le champs a comme nom (champ1 riz) qui ne semble pas être un bon nom ou contient des lettres, prière de mettre le vrai nom du champs. Le salaire total payé de toutes catégories confondues par le ménage FABOURAMA SOUMARE pour la main-d'oeuvre non-familiale sur la parcelle patate au cours de la campagne pour la période des récoltes est de 0 qui semble élevé ou faible. Merci de corriger. La parcelle patate n'a pas été mésurée pour des raisons comme qu'elle est trop petite, GPS en panne et que le Ménage indisponible. Nous vous rappelons que ces raisons ne passent pas pour la non mesure des parcelles prière de les mésurer. </w:t>
         <w:br/>
         <w:t>- Avertissement!! Le champs a comme nom (champ1 riz) qui ne semble pas être un bon nom ou contient des lettres, prière de mettre le vrai nom du champs. Le salaire total payé de toutes catégories confondues par le ménage FABOURAMA SOUMARE pour la main-d'oeuvre non-familiale sur la parcelle riz au cours de la campagne pour la période de préparation du sol (labour) et des semis est de 0 qui semble élevé ou faible. Merci de corriger. Le salaire total payé de toutes catégories confondues par le ménage FABOURAMA SOUMARE pour la main-d'oeuvre non-familiale sur la parcelle riz au cours de la campagne pour la période des récoltes est de 0 qui semble élevé ou faible. Merci de corriger. La parcelle riz n'a pas été mésurée pour des raisons comme qu'elle est trop petite, GPS en panne et que le Ménage indisponible. Nous vous rappelons que ces raisons ne passent pas pour la non mesure des parcelles prière de les mésurer. Le document légal (titre, acte, certificat etc. ) qui affirme votre possession de la parcelle riz est  et semble exister dans les modalités, prière de prendre attache avec le QG pour plus d'explication afin de la classer bien.</w:t>
       </w:r>
@@ -2565,7 +2545,7 @@
         <w:rPr>
           <w:sz w:val="20"/>
         </w:rPr>
-        <w:t>- Il est obligatoire de prendre les coordonnées Gps avant d'administrer le questionnaire. Prière de prendre les coordonnées GPS.</w:t>
+        <w:t>- Le questionnaire semble ne pas être complètement fini mais le questionnaire est en statut complet, prière de compléter le questionnaire. Il est obligatoire de prendre les coordonnées Gps avant d'administrer le questionnaire. Prière de prendre les coordonnées GPS.</w:t>
       </w:r>
     </w:p>
     <w:p>
@@ -2692,7 +2672,7 @@
         <w:rPr>
           <w:sz w:val="20"/>
         </w:rPr>
-        <w:t>- Attention ! Le prix unitaire d'achat (25 Fcfa) de Poireau en Tas (Petit) est relativement faible par rapport aux autres prix observés dans cette zone. Prière de corriger ou de confirmer avec le QG. Attention ! Le prix unitaire d'achat (25 Fcfa) de Poivre en Sachets (Petit) est relativement faible par rapport aux autres prix observés dans cette zone. Prière de corriger ou de confirmer avec le QG. Attention ! Le prix unitaire d'achat (50 Fcfa) de Citron en Tas (Petit) est relativement faible par rapport aux autres prix observés dans cette zone. Prière de corriger ou de confirmer avec le QG. Avertissement!!! Le ménage a consommé 10 Pièce Moyen de Crabes, cette quantité semble anormale pour une consommation des 7 derniers jours.Prière de corriger ou de confirmer avec le QG.</w:t>
+        <w:t>- Attention ! Le prix unitaire d'achat (15500 Fcfa) de Riz local Gambiaka en Sac (50 Kg) (taille unique) est relativement élevé par rapport aux autres prix observés dans cette zone. Prière de corriger ou de confirmer avec le QG. Attention ! Le prix unitaire d'achat (25 Fcfa) de Poireau en Tas (Petit) est relativement faible par rapport aux autres prix observés dans cette zone. Prière de corriger ou de confirmer avec le QG. Attention ! Le prix unitaire d'achat (50 Fcfa) de Maquereau fumé en Pièce (Petit) est relativement faible par rapport aux autres prix observés dans cette zone. Prière de corriger ou de confirmer avec le QG. Attention ! Le prix unitaire d'achat (62.5 Fcfa) de Ail en Gousse (Moyen) est relativement faible par rapport aux autres prix observés dans cette zone. Prière de corriger ou de confirmer avec le QG. Avertissement!!! Le ménage a consommé 10 Pièce Moyen de Crabes, cette quantité semble anormale pour une consommation des 7 derniers jours.Prière de corriger ou de confirmer avec le QG.</w:t>
       </w:r>
     </w:p>
     <w:p>
@@ -3186,7 +3166,7 @@
           <w:color w:val="4672C4"/>
           <w:sz w:val="22"/>
         </w:rPr>
-        <w:t>&gt;&gt; Section4b - Emploi - Activite principale</w:t>
+        <w:t>&gt;&gt; Section7b - Consommation alimentaire - 7 jours</w:t>
       </w:r>
     </w:p>
     <w:p>
@@ -3197,11 +3177,7 @@
         <w:rPr>
           <w:sz w:val="20"/>
         </w:rPr>
-        <w:t xml:space="preserve">- AvertissementBINTA MANE  travaille mais les questions relatives à son emploi principal ne sont pas renseignées à 100%, prière de les renseigner. </w:t>
-        <w:br/>
-        <w:t xml:space="preserve">-  AvertissementIBOU CAMARA  travaille mais les questions relatives à son emploi principal ne sont pas renseignées à 100%, prière de les renseigner. </w:t>
-        <w:br/>
-        <w:t>-  AvertissementMALANG CAMARA  travaille mais les questions relatives à son emploi principal ne sont pas renseignées à 100%, prière de les renseigner.</w:t>
+        <w:t>- Attention ! Le prix unitaire d'achat (50 Fcfa) de Carotte en Pièce (Moyen) est relativement faible par rapport aux autres prix observés dans cette zone. Prière de corriger ou de confirmer avec le QG. Attention ! Le prix unitaire d'achat (50 Fcfa) de Choux en Morceau (Portion) (Moyen) est relativement faible par rapport aux autres prix observés dans cette zone. Prière de corriger ou de confirmer avec le QG. Avertissement!!! Le ménage a consommé 7 Paquet Petit de Thé en sachet, cette quantité semble anormale pour une consommation des 7 derniers jours.Prière de corriger ou de confirmer avec le QG. Avertissement!! le prix unitaire (100 Fcfa) de Thé en sachet (unité: Paquet) de taille Petit est très faible ou élevé. Prière de corriger ou de confirmer avec le QG. Incohérence!! Dans ce ménage, chaque individus consomme par jour 49.64143 Kg  de cereale; Prière de revoir les quantités prises de ces produits.</w:t>
       </w:r>
     </w:p>
     <w:p>
@@ -3244,6 +3220,27 @@
           <w:sz w:val="20"/>
         </w:rPr>
         <w:t>- La dernière fois que vous avez acheté Bois de chauffe ramassé/coupé (estimer la valeur) est dans la foret et semble exister dans les modalités, prière de prendre attache avec le QG pour plus d'explication afin de la classer bien.</w:t>
+      </w:r>
+    </w:p>
+    <w:p>
+      <w:r>
+        <w:rPr>
+          <w:b/>
+          <w:color w:val="4672C4"/>
+          <w:sz w:val="22"/>
+        </w:rPr>
+        <w:t>&gt;&gt; Section10b - caracteristiques entreprise non agricole</w:t>
+      </w:r>
+    </w:p>
+    <w:p>
+      <w:pPr>
+        <w:ind w:left="283"/>
+      </w:pPr>
+      <w:r>
+        <w:rPr>
+          <w:sz w:val="20"/>
+        </w:rPr>
+        <w:t>- L'entreprise vente de jus de fruit est généralement une entreprise commerciale ou de service dont elle ne depense pas en achat de matières premières.Elle ne transforme pas de produit donc ne peut pas obtenir un montant sur la vente des produits transformés (10.48 ou 10.49). Prière de mettre 0 pour ces questions si elles ne font pas de transformation.</w:t>
       </w:r>
     </w:p>
     <w:p>
@@ -3696,11 +3693,7 @@
         <w:rPr>
           <w:sz w:val="20"/>
         </w:rPr>
-        <w:t xml:space="preserve">- AvertissementABOU SADIO  travaille mais les questions relatives à son emploi principal ne sont pas renseignées à 100%, prière de les renseigner. </w:t>
-        <w:br/>
-        <w:t xml:space="preserve">-  AvertissementFATOU CAMARA  travaille mais les questions relatives à son emploi principal ne sont pas renseignées à 100%, prière de les renseigner. </w:t>
-        <w:br/>
-        <w:t>-  AvertissementMALANG SADIO  travaille mais les questions relatives à son emploi principal ne sont pas renseignées à 100%, prière de les renseigner.</w:t>
+        <w:t>- Attention ! Le nombre de jours que ABOU SADIO a travaillés par mois semble être inférieur à 15. Veuillez, s'il vous plaît, confirmer cette information.</w:t>
       </w:r>
     </w:p>
     <w:p>
@@ -3721,7 +3714,28 @@
         <w:rPr>
           <w:sz w:val="20"/>
         </w:rPr>
-        <w:t>- AvertissementABOU SADIO  travaille mais les questions relatives à son emploi secondaire ne sont pas renseignées à 100%, prière de les renseigner. Avertissement!!! la branche d'activité de ABOU SADIO est identique dans l'emploi principale et secondaire, prière de confirmer cette information avec le QG ou de corriger. Attention ! Le nombre de jours que ABOU SADIO a travaillés par mois semble être inférieur à 15. Veuillez, s'il vous plaît, confirmer cette information.</w:t>
+        <w:t>- Attention ! Le nombre de jours que ABOU SADIO a travaillés par mois semble être inférieur à 15. Veuillez, s'il vous plaît, confirmer cette information.</w:t>
+      </w:r>
+    </w:p>
+    <w:p>
+      <w:r>
+        <w:rPr>
+          <w:b/>
+          <w:color w:val="4672C4"/>
+          <w:sz w:val="22"/>
+        </w:rPr>
+        <w:t>&gt;&gt; Section7b - Consommation alimentaire - 7 jours</w:t>
+      </w:r>
+    </w:p>
+    <w:p>
+      <w:pPr>
+        <w:ind w:left="283"/>
+      </w:pPr>
+      <w:r>
+        <w:rPr>
+          <w:sz w:val="20"/>
+        </w:rPr>
+        <w:t>- Attention ! Le prix unitaire d'achat (40 Fcfa) de Oignon frais en Pièce (Petit) est relativement faible par rapport aux autres prix observés dans cette zone. Prière de corriger ou de confirmer avec le QG. Avertissement!!! Le ménage a consommé 21 Sachets Petit de Sucre en poudre , cette quantité semble anormale pour une consommation des 7 derniers jours.Prière de corriger ou de confirmer avec le QG. Avertissement!!! Le ménage a consommé 7 Paquet Petit de Thé en sachet, cette quantité semble anormale pour une consommation des 7 derniers jours.Prière de corriger ou de confirmer avec le QG. Avertissement!! le prix unitaire (100 Fcfa) de Thé en sachet (unité: Paquet) de taille Petit est très faible ou élevé. Prière de corriger ou de confirmer avec le QG. Incohérence!! Dans ce ménage, chaque individus consomme par jour 53.86661 Kg  de cereale; Prière de revoir les quantités prises de ces produits.</w:t>
       </w:r>
     </w:p>
     <w:p>
@@ -3773,29 +3787,6 @@
           <w:color w:val="4672C4"/>
           <w:sz w:val="22"/>
         </w:rPr>
-        <w:t>&gt;&gt; Section12 - Actifs du menage</w:t>
-      </w:r>
-    </w:p>
-    <w:p>
-      <w:pPr>
-        <w:ind w:left="283"/>
-      </w:pPr>
-      <w:r>
-        <w:rPr>
-          <w:sz w:val="20"/>
-        </w:rPr>
-        <w:t xml:space="preserve">- Attention ! Tapis a été revendu à 3000 Fcfa qui est relativement faible par rapport aux autres prix de revente observés dans cette zone. Prière de corriger ou de confirmer avec le QG. </w:t>
-        <w:br/>
-        <w:t>- Attention ! Téléphone portable a été achété à 7000 Fcfa est relativement faible par rapport aux autres prix d'achat observés dans cette zone. Prière de corriger ou de confirmer avec le QG.</w:t>
-      </w:r>
-    </w:p>
-    <w:p>
-      <w:r>
-        <w:rPr>
-          <w:b/>
-          <w:color w:val="4672C4"/>
-          <w:sz w:val="22"/>
-        </w:rPr>
         <w:t>&gt;&gt; Section14 - Chocs</w:t>
       </w:r>
     </w:p>
@@ -3828,7 +3819,7 @@
         <w:rPr>
           <w:sz w:val="20"/>
         </w:rPr>
-        <w:t>- Nous constatons que la question qui porte sur la mésure du champs de la parcelle riz n'a pas été renseigné, la collecte était-il encours ou s'agit-il de quoi ? prière de verifier et corriger.</w:t>
+        <w:t>- La parcelle riz n'a pas été mésurée pour des raisons comme qu'elle est trop petite, GPS en panne et que le Ménage indisponible. Nous vous rappelons que ces raisons ne passent pas pour la non mesure des parcelles prière de les mésurer.</w:t>
       </w:r>
     </w:p>
     <w:p>
@@ -4187,9 +4178,7 @@
         </w:rPr>
         <w:t xml:space="preserve">- Avertissement!!!  astou diop  ne possède pas le téléphone android, n'utilise régulièrement pas un téléphone appartenant à une autre personne mais a accès à l'internet, merci de confirmer cette information avec le QG. </w:t>
         <w:br/>
-        <w:t xml:space="preserve">- Attention ! Le montant (18000 Fcfa) dépensé ou reçu en cadeau pour les cartes prépayées, les transferts de crédit et les abonnements de  binetou dahaba est relativement élevé par rapport aux autres montants depansés observés dans cette zone. Prière de corriger ou de confirmer avec le QG. </w:t>
-        <w:br/>
-        <w:t>- Attention ! Le montant (2500 Fcfa) dépensé ou reçu en cadeau pour les cartes prépayées, les transferts de crédit et les abonnements de  boubacar diop est relativement élevé par rapport aux autres montants depansés observés dans cette zone. Prière de corriger ou de confirmer avec le QG.</w:t>
+        <w:t>- Attention ! Le montant (18000 Fcfa) dépensé ou reçu en cadeau pour les cartes prépayées, les transferts de crédit et les abonnements de  binetou dahaba est relativement élevé par rapport aux autres montants depansés observés dans cette zone. Prière de corriger ou de confirmer avec le QG.</w:t>
       </w:r>
     </w:p>
     <w:p>
@@ -4258,76 +4247,7 @@
         <w:rPr>
           <w:sz w:val="20"/>
         </w:rPr>
-        <w:t xml:space="preserve">- La raison pourquoi aliou diop n'a pas travaillé au cours des 7 derniers jours est parce qu’il n’a pas de chantier il est un electricien et semble avoir un emploi ou exister dans les modalités, prière de de bien regarder l'emploi aliou diop  ou de prendre attache avec le QG pour plus d'explication afin de la classer bien. </w:t>
-        <w:br/>
-        <w:t>- Avertissement! Nombre d'heure que boubacar diop a consacré à son emploi au cours des 7 derniers jours est trop élevé, veuillez revoir s'il vous plait ou confirmer cette information avec le QG.</w:t>
-      </w:r>
-    </w:p>
-    <w:p>
-      <w:r>
-        <w:rPr>
-          <w:b/>
-          <w:color w:val="4672C4"/>
-          <w:sz w:val="22"/>
-        </w:rPr>
-        <w:t>&gt;&gt; Section4b - Emploi - Activite principale</w:t>
-      </w:r>
-    </w:p>
-    <w:p>
-      <w:pPr>
-        <w:ind w:left="283"/>
-      </w:pPr>
-      <w:r>
-        <w:rPr>
-          <w:sz w:val="20"/>
-        </w:rPr>
-        <w:t xml:space="preserve">- Avertissementaliou diop  travaille mais les questions relatives à son emploi principal ne sont pas renseignées à 100%, prière de les renseigner. </w:t>
-        <w:br/>
-        <w:t xml:space="preserve">-  Avertissementbinetou dahaba  travaille mais les questions relatives à son emploi principal ne sont pas renseignées à 100%, prière de les renseigner. </w:t>
-        <w:br/>
-        <w:t>-  Avertissementboubacar diop  travaille mais les questions relatives à son emploi principal ne sont pas renseignées à 100%, prière de les renseigner. Vous avez sélectionné l'option 'Ne sait pas' pour la catégorie socioprofessionnelle de boubacar diop ou vous ne l'avez pas renseigné. prière de corriger.</w:t>
-      </w:r>
-    </w:p>
-    <w:p>
-      <w:r>
-        <w:rPr>
-          <w:b/>
-          <w:color w:val="4672C4"/>
-          <w:sz w:val="22"/>
-        </w:rPr>
-        <w:t>&gt;&gt; Section6 - Epargne et credit</w:t>
-      </w:r>
-    </w:p>
-    <w:p>
-      <w:pPr>
-        <w:ind w:left="283"/>
-      </w:pPr>
-      <w:r>
-        <w:rPr>
-          <w:sz w:val="20"/>
-        </w:rPr>
-        <w:t>- Il est impératif de renseigner la question : #Est-ce que boubacar diop possède un compte dans les établissements financiers suivants ou une carte prépayée ?# même si la personne ne dispose pas de compte, veuillez les renseigner s'il vous plaît.</w:t>
-      </w:r>
-    </w:p>
-    <w:p>
-      <w:r>
-        <w:rPr>
-          <w:b/>
-          <w:color w:val="4672C4"/>
-          <w:sz w:val="22"/>
-        </w:rPr>
-        <w:t>&gt;&gt; Section7a2 - Repas pris a l'exterieur du menage</w:t>
-      </w:r>
-    </w:p>
-    <w:p>
-      <w:pPr>
-        <w:ind w:left="283"/>
-      </w:pPr>
-      <w:r>
-        <w:rPr>
-          <w:sz w:val="20"/>
-        </w:rPr>
-        <w:t>- La section sur le repas pris à l'extérieur du ménage du membre boubacar diop n'est pas renseignée à 100 %. Prière de vérifier l'ensemble des questions relatives à ce membre et de les renseigner en totalité.</w:t>
+        <w:t>- La raison pourquoi aliou diop n'a pas travaillé au cours des 7 derniers jours est parce qu’il n’a pas de chantier il est un electricien et semble avoir un emploi ou exister dans les modalités, prière de de bien regarder l'emploi aliou diop  ou de prendre attache avec le QG pour plus d'explication afin de la classer bien.</w:t>
       </w:r>
     </w:p>
     <w:p>
@@ -4348,61 +4268,7 @@
         <w:rPr>
           <w:sz w:val="20"/>
         </w:rPr>
-        <w:t>- Le ménage a consommé Ail mais les informations sur la quantité, l'unité ou la taille ne sont pas renseignées.Prière de renseigner. Le ménage a consommé Arachides décortiquées mais les informations sur la quantité, l'unité ou la taille ne sont pas renseignées.Prière de renseigner. Le ménage a consommé Aubergine sauvage  mais les informations sur la quantité, l'unité ou la taille ne sont pas renseignées.Prière de renseigner. Le ménage a consommé Autres vinaigres mais les informations sur la quantité, l'unité ou la taille ne sont pas renseignées.Prière de renseigner. Le ménage a consommé Beurre mais les informations sur la quantité, l'unité ou la taille ne sont pas renseignées.Prière de renseigner. Le ménage a consommé Café moulu mais les informations sur la quantité, l'unité ou la taille ne sont pas renseignées.Prière de renseigner. Le ménage a consommé Caramel, bonbons, confiseries, etc. mais les informations sur la quantité, l'unité ou la taille ne sont pas renseignées.Prière de renseigner. Le ménage a consommé Carotte mais les informations sur la quantité, l'unité ou la taille ne sont pas renseignées.Prière de renseigner. Le ménage a consommé Choux mais les informations sur la quantité, l'unité ou la taille ne sont pas renseignées.Prière de renseigner. Le ménage a consommé Concentré de tomate mais les informations sur la quantité, l'unité ou la taille ne sont pas renseignées.Prière de renseigner. Le ménage a consommé Courge mais les informations sur la quantité, l'unité ou la taille ne sont pas renseignées.Prière de renseigner. Le ménage a consommé Cube alimentaire (Maggi, Jumbo, ) mais les informations sur la quantité, l'unité ou la taille ne sont pas renseignées.Prière de renseigner. Le ménage a consommé Escargots mais les informations sur la quantité, l'unité ou la taille ne sont pas renseignées.Prière de renseigner. Le ménage a consommé Feuilles de  Haricot mais les informations sur la quantité, l'unité ou la taille ne sont pas renseignées.Prière de renseigner. Le ménage a consommé Gingembre frais mais les informations sur la quantité, l'unité ou la taille ne sont pas renseignées.Prière de renseigner. Le ménage a consommé Gombo frais mais les informations sur la quantité, l'unité ou la taille ne sont pas renseignées.Prière de renseigner. Le ménage a consommé Huile de palme raffinée mais les informations sur la quantité, l'unité ou la taille ne sont pas renseignées.Prière de renseigner. Le ménage a consommé Huile de soja  mais les informations sur la quantité, l'unité ou la taille ne sont pas renseignées.Prière de renseigner. Le ménage a consommé Manioc en tubercules mais les informations sur la quantité, l'unité ou la taille ne sont pas renseignées.Prière de renseigner. Le ménage a consommé Moutarde mais les informations sur la quantité, l'unité ou la taille ne sont pas renseignées.Prière de renseigner. Le ménage a consommé Mâchoiron Frais mais les informations sur la quantité, l'unité ou la taille ne sont pas renseignées.Prière de renseigner. Le ménage a consommé Mâchoiron séchée (Kon) mais les informations sur la quantité, l'unité ou la taille ne sont pas renseignées.Prière de renseigner. Le ménage a consommé Oignon frais mais les informations sur la quantité, l'unité ou la taille ne sont pas renseignées.Prière de renseigner. Le ménage a consommé Orange  mais les informations sur la quantité, l'unité ou la taille ne sont pas renseignées.Prière de renseigner. Le ménage a consommé Pain moderne (Baguette) mais les informations sur la quantité, l'unité ou la taille ne sont pas renseignées.Prière de renseigner. Le ménage a consommé Piment frais mais les informations sur la quantité, l'unité ou la taille ne sont pas renseignées.Prière de renseigner. Le ménage a consommé Piment séché mais les informations sur la quantité, l'unité ou la taille ne sont pas renseignées.Prière de renseigner. Le ménage a consommé Poivre mais les informations sur la quantité, l'unité ou la taille ne sont pas renseignées.Prière de renseigner. Le ménage a consommé Poivron frais mais les informations sur la quantité, l'unité ou la taille ne sont pas renseignées.Prière de renseigner. Le ménage a consommé Pomme de terre mais les informations sur la quantité, l'unité ou la taille ne sont pas renseignées.Prière de renseigner. Le ménage a consommé Pâte d'arachide mais les informations sur la quantité, l'unité ou la taille ne sont pas renseignées.Prière de renseigner. Le ménage a consommé Riz importé parfumé mais les informations sur la quantité, l'unité ou la taille ne sont pas renseignées.Prière de renseigner. Le ménage a consommé Riz local Gambiaka mais les informations sur la quantité, l'unité ou la taille ne sont pas renseignées.Prière de renseigner. Le ménage a consommé Sel mais les informations sur la quantité, l'unité ou la taille ne sont pas renseignées.Prière de renseigner. Difficile de consommer le Sel en   prière de verifier. Le ménage a consommé Silure séché mais les informations sur la quantité, l'unité ou la taille ne sont pas renseignées.Prière de renseigner. Le ménage a consommé Soumbala (moutarde africaine) mais les informations sur la quantité, l'unité ou la taille ne sont pas renseignées.Prière de renseigner. Le ménage a consommé Sucre en poudre  mais les informations sur la quantité, l'unité ou la taille ne sont pas renseignées.Prière de renseigner. Le ménage a consommé Thé en sachet mais les informations sur la quantité, l'unité ou la taille ne sont pas renseignées.Prière de renseigner. Avertissement!!! Le ménage a consommé .a   de Thé en sachet, cette quantité semble anormale pour une consommation des 7 derniers jours.Les ménages consomment géneralement en sachet ou en paquet, prière de corriger ou de confirmer avec le QG. Le ménage a consommé Tomate fraîche mais les informations sur la quantité, l'unité ou la taille ne sont pas renseignées.Prière de renseigner. Le ménage a consommé Tomate séchée mais les informations sur la quantité, l'unité ou la taille ne sont pas renseignées.Prière de renseigner. Le ménage a consommé Viande de bœuf: côte, entrecôte, bifteck mais les informations sur la quantité, l'unité ou la taille ne sont pas renseignées.Prière de renseigner. Le ménage a consommé Yaourt mais les informations sur la quantité, l'unité ou la taille ne sont pas renseignées.Prière de renseigner.</w:t>
-      </w:r>
-    </w:p>
-    <w:p>
-      <w:r>
-        <w:rPr>
-          <w:b/>
-          <w:color w:val="4672C4"/>
-          <w:sz w:val="22"/>
-        </w:rPr>
-        <w:t>&gt;&gt; Section9e - Depenses non-alimentaires - 6 mois</w:t>
-      </w:r>
-    </w:p>
-    <w:p>
-      <w:pPr>
-        <w:ind w:left="283"/>
-      </w:pPr>
-      <w:r>
-        <w:rPr>
-          <w:sz w:val="20"/>
-        </w:rPr>
-        <w:t xml:space="preserve">- Peu plausible! le montant de la dépense pour Chaussures enfants semble élevé. Veuillez, s'il vous plaît, confirmer cette information avec le QG ou la corriger. </w:t>
-        <w:br/>
-        <w:t xml:space="preserve">- Peu plausible! le montant de la dépense pour Chaussures femmes semble élevé. Veuillez, s'il vous plaît, confirmer cette information avec le QG ou la corriger. </w:t>
-        <w:br/>
-        <w:t xml:space="preserve">- Peu plausible! le montant de la dépense pour Chaussures hommes semble élevé. Veuillez, s'il vous plaît, confirmer cette information avec le QG ou la corriger. </w:t>
-        <w:br/>
-        <w:t xml:space="preserve">- Peu plausible! le montant de la dépense pour Parfums semble élevé. Veuillez, s'il vous plaît, confirmer cette information avec le QG ou la corriger. </w:t>
-        <w:br/>
-        <w:t xml:space="preserve">- Peu plausible! le montant de la dépense pour Sous-vêtements femme (15 ans et plus): slip, jupon, tee shirt,soutien gorge, collant, etc. semble élevé. Veuillez, s'il vous plaît, confirmer cette information avec le QG ou la corriger. </w:t>
-        <w:br/>
-        <w:t xml:space="preserve">- Peu plausible! le montant de la dépense pour Transport inter-localité par voitures semble élevé. Veuillez, s'il vous plaît, confirmer cette information avec le QG ou la corriger. </w:t>
-        <w:br/>
-        <w:t>- Peu plausible! le montant de la dépense pour Vêtements enfants (0-14 ans): layette pour bébé, chemise, pantalon garçon, robe fillette, slip enfant, blouses, etc. (Pas inclure les uniformes scolaires) semble élevé. Veuillez, s'il vous plaît, confirmer cette information avec le QG ou la corriger.</w:t>
-      </w:r>
-    </w:p>
-    <w:p>
-      <w:r>
-        <w:rPr>
-          <w:b/>
-          <w:color w:val="4672C4"/>
-          <w:sz w:val="22"/>
-        </w:rPr>
-        <w:t>&gt;&gt; Section10b - caracteristiques entreprise non agricole</w:t>
-      </w:r>
-    </w:p>
-    <w:p>
-      <w:pPr>
-        <w:ind w:left="283"/>
-      </w:pPr>
-      <w:r>
-        <w:rPr>
-          <w:sz w:val="20"/>
-        </w:rPr>
-        <w:t>- Le montant obtenus sur les services rendus par l'entreprise vente de poisson au cours des 30 derniers jours ou durant le dernier mois où l'entreprise a fonctionné n'a pas été renseigné, prière de mettre de 0 si l'entreprise n'a pas rendu de service. Prière de renseigner les montants dans les champs (s10q46 s10q47 s10q48 s10q49 s10q50 s10q51 s10q52 s10q53 s10q54 s10q55 s10q56 s10q57), mettre 0 si l'entreprise vente de poisson n'a pas effectué des dépenses ou faire des reventes des marchandises ou des produits ou rendre de service.Cette entreprise vente de poisson dit avoir obtenu une valeur sur les marchandises vendu en etat, les marchandises vendu après transformation et les services rendus. Prière de corriger. Cette entreprise vente de poisson dit avoir obtenu une valeur sur les marchandises vendu en etat et les marchandises vendu après transformation. La main d'oeuvre familiale pour astou diop ayant travaillé dans cette entreprise vente de poisson aucours des 12 derniers mois n'est pas renseigner. Prière de reneigner toutes les informations qui lui concerne. La main d'oeuvre sariale de astou diop ayant travaillé dans cette entreprise vente de poisson aucours des 30 derniers jours n'est pas renseigner. Prière de reneigner toutes les informations qui lui concerne.</w:t>
+        <w:t>- Attention ! Soupçons de quantité anormale! Le ménage de BOUBACAR DIOP avec une taille de 6 personnes a consommé 4 Kg en taille unique de Oignon frais qui est relativement élevé comme consommation par rapport à la condition de vie des autres ménages de même taille dans cette zone. Prière de corriger ou de confirmer avec le QG. Avertissement!!! Le ménage a consommé 7 Paquet Moyen de Thé en sachet, cette quantité semble anormale pour une consommation des 7 derniers jours.Prière de corriger ou de confirmer avec le QG. Avertissement!! le prix unitaire (100 Fcfa) de Thé en sachet (unité: Paquet) de taille Moyen est très faible ou élevé. Prière de corriger ou de confirmer avec le QG. Incohérence!! Dans ce ménage, chaque individus consomme par jour 65.59667 Kg  de cereale; Prière de revoir les quantités prises de ces produits. Incohérence!! Dans ce ménage, chaque individus consomme par jour 65.59667 Kg  de cereale; Prière de revoir les quantités prises de ces produits.</w:t>
       </w:r>
     </w:p>
     <w:p>
@@ -4871,17 +4737,28 @@
         <w:rPr>
           <w:sz w:val="20"/>
         </w:rPr>
-        <w:t xml:space="preserve">- AvertissementAISSATOU TOURE  travaille mais les questions relatives à son emploi principal ne sont pas renseignées à 100%, prière de les renseigner. </w:t>
-        <w:br/>
-        <w:t xml:space="preserve">-  AvertissementKADY TAMBADOU  travaille mais les questions relatives à son emploi principal ne sont pas renseignées à 100%, prière de les renseigner. </w:t>
-        <w:br/>
-        <w:t xml:space="preserve">-  AvertissementMALANG BIAYE  travaille mais les questions relatives à son emploi principal ne sont pas renseignées à 100%, prière de les renseigner. </w:t>
-        <w:br/>
-        <w:t xml:space="preserve">-  AvertissementNIANA DANFA  travaille mais les questions relatives à son emploi principal ne sont pas renseignées à 100%, prière de les renseigner. Attention! le nombre d'heure que NIANA DANFA a travaillé par jour semble être inferieur à 4, veuillez s'il vous plait confirmer cette information avec le QG. </w:t>
-        <w:br/>
-        <w:t xml:space="preserve">-  AvertissementSENABOU BIAYE  travaille mais les questions relatives à son emploi principal ne sont pas renseignées à 100%, prière de les renseigner. </w:t>
-        <w:br/>
-        <w:t>-  AvertissementYOUNOUSSE BIAYE  travaille mais les questions relatives à son emploi principal ne sont pas renseignées à 100%, prière de les renseigner.</w:t>
+        <w:t>- Attention! le nombre d'heure que NIANA DANFA a travaillé par jour semble être inferieur à 4, veuillez s'il vous plait confirmer cette information avec le QG.</w:t>
+      </w:r>
+    </w:p>
+    <w:p>
+      <w:r>
+        <w:rPr>
+          <w:b/>
+          <w:color w:val="4672C4"/>
+          <w:sz w:val="22"/>
+        </w:rPr>
+        <w:t>&gt;&gt; Section7b - Consommation alimentaire - 7 jours</w:t>
+      </w:r>
+    </w:p>
+    <w:p>
+      <w:pPr>
+        <w:ind w:left="283"/>
+      </w:pPr>
+      <w:r>
+        <w:rPr>
+          <w:sz w:val="20"/>
+        </w:rPr>
+        <w:t>- La dernière fois que vous avez acheté Viande de poulet entier est auprés des ménages et semble exister dans les modalités, prière de prendre attache avec le QG pour plus d'explication afin de la classer bien. Avertissement!! le prix unitaire (125 Fcfa) de Thé en sachet (unité: Sachets) de taille Petit est très faible ou élevé. Prière de corriger ou de confirmer avec le QG. Avertissement!!! Le ménage a consommé 12 Tas Moyen de Capitaine frais, cette quantité semble anormale pour une consommation des 7 derniers jours.Prière de corriger ou de confirmer avec le QG. Avertissement!!! Le ménage a consommé 30 Tas Tres petit de Feuilles de  Haricot, cette quantité semble anormale pour une consommation des 7 derniers jours.Prière de corriger ou de confirmer avec le QG. Avertissement!!! Le ménage a consommé 8 Tas Petit de Mâchoiron Frais, cette quantité semble anormale pour une consommation des 7 derniers jours.Prière de corriger ou de confirmer avec le QG. Avertissement!!!Le ménage a consommé 91 Sachets de Petit de Sucre en poudre   ce qui semble incoherent pour une consommation aucours des 7 derniers jours, prière de verifier et corriger. Avertissement!!! Le ménage a consommé 91 Sachets Petit de Sucre en poudre , cette quantité semble anormale pour une consommation des 7 derniers jours.Prière de corriger ou de confirmer avec le QG. Avertissement!!!Le ménage a consommé 91 miche de Moyen de Pain moderne (Baguette)  ce qui semble incoherent pour une consommation aucours des 7 derniers jours, prière de verifier et corriger. Incohérence!! Dans ce ménage, chaque individus consomme par jour 28.62384 Kg  de cereale; Prière de revoir les quantités prises de ces produits. Incohérence!! Dans ce ménage, chaque individus consomme par jour 28.62384 Kg  de cereale; Prière de revoir les quantités prises de ces produits.</w:t>
       </w:r>
     </w:p>
     <w:p>
@@ -4948,11 +4825,13 @@
         <w:rPr>
           <w:sz w:val="20"/>
         </w:rPr>
-        <w:t xml:space="preserve">- L'entreprise vente de balaie dit avoir réçu une somme sur la vente de ces produits transformés (s10q48 est differnt de 0) mais n'a depensé aucune somme sur l'achat des matières premières (s10q49==0), prière de fournir de l'effort pour estimer le montant obtenu en achat de matières premières. </w:t>
+        <w:t xml:space="preserve">- L'entreprise vente de balaie dit avoir réçu une somme sur la vente de ces produits transformés (s10q48 est differnt de 0) mais n'a depensé aucune somme sur l'achat des matières premières (s10q49==0), prière de fournir de l'effort pour estimer le montant obtenu en achat de matières premières. L'entreprise vente de balaie est généralement une entreprise commerciale ou de service dont elle ne depense pas en achat de matières premières.Elle ne transforme pas de produit donc ne peut pas obtenir un montant sur la vente des produits transformés (10.48 ou 10.49). Prière de mettre 0 pour ces questions si elles ne font pas de transformation. </w:t>
         <w:br/>
-        <w:t xml:space="preserve">- L'entreprise vente de balaie dit avoir réçu une somme sur la vente de ces produits transformés (s10q48 est differnt de 0) mais n'a depensé aucune somme sur l'achat des matières premières (s10q49==0), prière de fournir de l'effort pour estimer le montant obtenu en achat de matières premières. </w:t>
+        <w:t xml:space="preserve">- L'entreprise vente de balaie dit avoir réçu une somme sur la vente de ces produits transformés (s10q48 est differnt de 0) mais n'a depensé aucune somme sur l'achat des matières premières (s10q49==0), prière de fournir de l'effort pour estimer le montant obtenu en achat de matières premières. L'entreprise vente de balaie est généralement une entreprise commerciale ou de service dont elle ne depense pas en achat de matières premières.Elle ne transforme pas de produit donc ne peut pas obtenir un montant sur la vente des produits transformés (10.48 ou 10.49). Prière de mettre 0 pour ces questions si elles ne font pas de transformation. </w:t>
         <w:br/>
-        <w:t xml:space="preserve">- L'entreprise vente de balaie dit avoir réçu une somme sur la vente de ces produits transformés (s10q48 est differnt de 0) mais n'a depensé aucune somme sur l'achat des matières premières (s10q49==0), prière de fournir de l'effort pour estimer le montant obtenu en achat de matières premières. </w:t>
+        <w:t xml:space="preserve">- L'entreprise vente de balaie dit avoir réçu une somme sur la vente de ces produits transformés (s10q48 est differnt de 0) mais n'a depensé aucune somme sur l'achat des matières premières (s10q49==0), prière de fournir de l'effort pour estimer le montant obtenu en achat de matières premières. L'entreprise vente de balaie est généralement une entreprise commerciale ou de service dont elle ne depense pas en achat de matières premières.Elle ne transforme pas de produit donc ne peut pas obtenir un montant sur la vente des produits transformés (10.48 ou 10.49). Prière de mettre 0 pour ces questions si elles ne font pas de transformation. </w:t>
+        <w:br/>
+        <w:t xml:space="preserve">- L'entreprise vente de beignet est généralement une entreprise commerciale ou de service dont elle ne depense pas en achat de matières premières.Elle ne transforme pas de produit donc ne peut pas obtenir un montant sur la vente des produits transformés (10.48 ou 10.49). Prière de mettre 0 pour ces questions si elles ne font pas de transformation. </w:t>
         <w:br/>
         <w:t>- Le montant dépensé de l'entreprise coudre les habits en achat de matières premières pour les produits vendus au cours des 30 derniers jours ou durant le dernier mois où l'entreprise a fonctionné ne peut pas être supéreur aux montants obtenus sur la vente de produits transformés par l'entreprise au cours de cette même période où l'entreprise a fonctionné (s10q49 &gt; s10q48), prière de corriger. L'entreprise coudre les habits a depensé en achat de matières premières pour les produits vendus (s10q49 different de 0) mais dit n'avoir réçu aucune somme sur la vente de produits transformés (s10q48 est égal à 0), prière de fournir de l'effort pour estimer le montant obtenu sur la vente vente de produits transformés.</w:t>
       </w:r>
@@ -5038,7 +4917,7 @@
         <w:rPr>
           <w:sz w:val="20"/>
         </w:rPr>
-        <w:t>- Avertissement!! La parcelle a comme nom (parcelle 1) qui ne semble pas être un bon nom ou contient des lettres, prière de mettre le vrai nom de la parcelle. La superficie de la parcelle parcelle 1 selon l'exploitant est de 96 Mètre Carré (m^2) qui semble faible ou l'estimation ne semble pas bonne. Prière de corriger. Le nombre de Garçon moins de 15 ans (30) non membre du ménage de YOUNOUSSE BIAYE ayant travaillé dans la parcelle parcelle 1 pour la période des récoltes semble élevé, prière de corriger. Le nombre de personnes toutes catégories confondues des main-d'oeuvre non-familiale sur la parcelle parcelle 1 au cours de la campagne pour la période des récoltes est de 30 personnes qui semble faible ou élevé. Merci de corriger. Nous constatons que la question qui porte sur la mésure du champs de la parcelle parcelle 1 n'a pas été renseigné, la collecte était-il encours ou s'agit-il de quoi ? prière de verifier et corriger. Le salaire d'un garçons (moins de 15 ans) ayant travaillé sur la parcelle parcelle 1 par jours au moment de la période des récoltes est de 250 FCFA qui semble faible ou  élevé, prière de corriger.</w:t>
+        <w:t>- Avertissement!! La parcelle a comme nom (parcelle 1) qui ne semble pas être un bon nom ou contient des lettres, prière de mettre le vrai nom de la parcelle. La superficie de la parcelle parcelle 1 selon l'exploitant est de 96 Mètre Carré (m^2) qui semble faible ou l'estimation ne semble pas bonne. Prière de corriger. Le nombre de Garçon moins de 15 ans (30) non membre du ménage de YOUNOUSSE BIAYE ayant travaillé dans la parcelle parcelle 1 pour la période des récoltes semble élevé, prière de corriger. Le nombre de personnes toutes catégories confondues des main-d'oeuvre non-familiale sur la parcelle parcelle 1 au cours de la campagne pour la période des récoltes est de 30 personnes qui semble faible ou élevé. Merci de corriger. La parcelle parcelle 1 n'a pas été mésurée pour des raisons comme qu'elle est trop petite, GPS en panne et que le Ménage indisponible. Nous vous rappelons que ces raisons ne passent pas pour la non mesure des parcelles prière de les mésurer. Le salaire d'un garçons (moins de 15 ans) ayant travaillé sur la parcelle parcelle 1 par jours au moment de la période des récoltes est de 250 FCFA qui semble faible ou  élevé, prière de corriger.</w:t>
       </w:r>
     </w:p>
     <w:p>
@@ -5397,8 +5276,6 @@
         </w:rPr>
         <w:t xml:space="preserve">- Avertissement! Veuillez renseigner par oui ou non toutes les modalités de la question s01q47. </w:t>
         <w:br/>
-        <w:t xml:space="preserve">- Attention ! Le montant (2500 Fcfa) dépensé ou reçu en cadeau pour les cartes prépayées, les transferts de crédit et les abonnements de  omar mane est relativement élevé par rapport aux autres montants depansés observés dans cette zone. Prière de corriger ou de confirmer avec le QG. </w:t>
-        <w:br/>
         <w:t>- Attention ! Le montant (8500 Fcfa) dépensé ou reçu en cadeau pour les cartes prépayées, les transferts de crédit et les abonnements de  boubacar mane est relativement élevé par rapport aux autres montants depansés observés dans cette zone. Prière de corriger ou de confirmer avec le QG. Attention ! Le montant (8500 Fcfa) dépensé ou reçu en cadeau pour les recharges internet ou de forfaits de données mobiles(hors appels vocaux), aucours des 30 derniers jours de  boubacar mane est relativement élevé par rapport aux autres montants depansés observés dans cette zone. Prière de corriger ou de confirmer avec le QG.</w:t>
       </w:r>
     </w:p>
@@ -5501,19 +5378,9 @@
         <w:rPr>
           <w:sz w:val="20"/>
         </w:rPr>
-        <w:t xml:space="preserve">- AvertissementDamba danfa  travaille mais les questions relatives à son emploi principal ne sont pas renseignées à 100%, prière de les renseigner. Le revenu de Damba danfa (.a) doit être renseigné. Prière de renseigner le revenu de Damba danfa. </w:t>
+        <w:t xml:space="preserve">- Attention! le nombre d'heure que ibrahima mane a travaillé par jour semble être inferieur à 4, veuillez s'il vous plait confirmer cette information avec le QG. </w:t>
         <w:br/>
-        <w:t xml:space="preserve">-  Avertissementboubacar mane  travaille mais les questions relatives à son emploi principal ne sont pas renseignées à 100%, prière de les renseigner. Vous avez sélectionné l'option 'Ne sait pas' pour la catégorie socioprofessionnelle de boubacar mane ou vous ne l'avez pas renseigné. prière de corriger. </w:t>
-        <w:br/>
-        <w:t xml:space="preserve">-  Avertissementfatou mane  travaille mais les questions relatives à son emploi principal ne sont pas renseignées à 100%, prière de les renseigner. Le revenu de fatou mane (.a) doit être renseigné. Prière de renseigner le revenu de fatou mane. </w:t>
-        <w:br/>
-        <w:t xml:space="preserve">-  Avertissementibrahima mane  travaille mais les questions relatives à son emploi principal ne sont pas renseignées à 100%, prière de les renseigner. Attention! le nombre d'heure que ibrahima mane a travaillé par jour semble être inferieur à 4, veuillez s'il vous plait confirmer cette information avec le QG. Le revenu de ibrahima mane (.a) doit être renseigné. Prière de renseigner le revenu de ibrahima mane. </w:t>
-        <w:br/>
-        <w:t xml:space="preserve">-  Avertissementidrissa mane  travaille mais les questions relatives à son emploi principal ne sont pas renseignées à 100%, prière de les renseigner. Vous avez sélectionné l'option 'Ne sait pas' pour la catégorie socioprofessionnelle de idrissa mane ou vous ne l'avez pas renseigné. prière de corriger. </w:t>
-        <w:br/>
-        <w:t xml:space="preserve">-  Avertissementlassana mane  travaille mais les questions relatives à son emploi principal ne sont pas renseignées à 100%, prière de les renseigner. Vous avez sélectionné l'option 'Ne sait pas' pour la catégorie socioprofessionnelle de lassana mane ou vous ne l'avez pas renseigné. prière de corriger. </w:t>
-        <w:br/>
-        <w:t>-  Avertissementomar mane  travaille mais les questions relatives à son emploi principal ne sont pas renseignées à 100%, prière de les renseigner. Attention! le nombre d'heure que omar mane a travaillé par jour semble être inferieur à 4, veuillez s'il vous plait confirmer cette information avec le QG. Le revenu de omar mane (.a) doit être renseigné. Prière de renseigner le revenu de omar mane.</w:t>
+        <w:t>- Attention! le nombre d'heure que omar mane a travaillé par jour semble être inferieur à 4, veuillez s'il vous plait confirmer cette information avec le QG.</w:t>
       </w:r>
     </w:p>
     <w:p>
@@ -5534,7 +5401,7 @@
         <w:rPr>
           <w:sz w:val="20"/>
         </w:rPr>
-        <w:t>- Avertissementibrahima mane  travaille mais les questions relatives à son emploi secondaire ne sont pas renseignées à 100%, prière de les renseigner. Avertissement!!! la branche d'activité de ibrahima mane est identique dans l'emploi principale et secondaire, prière de confirmer cette information avec le QG ou de corriger. Vous avez sélectionné l'option 'Ne sait pas' pour la catégorie socioprofessionnelle de ibrahima mane ou vous ne l'avez pas renseigné. prière de corriger. Avertissement!!! les informations de ibrahima mane sur le nombre de mois, jours ou heures de son emploi secondaire sont superieur a celles de son emploi principal , veuillez corriger ou confirmer aupres du QG. Incoherence!!! ibrahima mane a travaillé plus de 20h par jours pour ses emplois (pricinpal et secondaire), prière de corriger.</w:t>
+        <w:t>- Incoherence!!! les informations de ibrahima mane sur le nombre de mois, jours et heures de son emploi principal et secondaire sont identiques, veuillez corriger ou confirmer aupres du QG.</w:t>
       </w:r>
     </w:p>
     <w:p>
@@ -5565,7 +5432,7 @@
           <w:color w:val="4672C4"/>
           <w:sz w:val="22"/>
         </w:rPr>
-        <w:t>&gt;&gt; Section7a2 - Repas pris a l'exterieur du menage</w:t>
+        <w:t>&gt;&gt; Section7b - Consommation alimentaire - 7 jours</w:t>
       </w:r>
     </w:p>
     <w:p>
@@ -5576,29 +5443,7 @@
         <w:rPr>
           <w:sz w:val="20"/>
         </w:rPr>
-        <w:t xml:space="preserve">- La section sur le repas pris à l'extérieur du ménage du membre adama mane n'est pas renseignée à 100 %. Prière de vérifier l'ensemble des questions relatives à ce membre et de les renseigner en totalité. </w:t>
-        <w:br/>
-        <w:t xml:space="preserve">- La section sur le repas pris à l'extérieur du ménage du membre bineta mane n'est pas renseignée à 100 %. Prière de vérifier l'ensemble des questions relatives à ce membre et de les renseigner en totalité. </w:t>
-        <w:br/>
-        <w:t xml:space="preserve">- La section sur le repas pris à l'extérieur du ménage du membre boubacar mane n'est pas renseignée à 100 %. Prière de vérifier l'ensemble des questions relatives à ce membre et de les renseigner en totalité. </w:t>
-        <w:br/>
-        <w:t xml:space="preserve">- La section sur le repas pris à l'extérieur du ménage du membre fatou mane n'est pas renseignée à 100 %. Prière de vérifier l'ensemble des questions relatives à ce membre et de les renseigner en totalité. </w:t>
-        <w:br/>
-        <w:t xml:space="preserve">- La section sur le repas pris à l'extérieur du ménage du membre ibrahima mane n'est pas renseignée à 100 %. Prière de vérifier l'ensemble des questions relatives à ce membre et de les renseigner en totalité. </w:t>
-        <w:br/>
-        <w:t xml:space="preserve">- La section sur le repas pris à l'extérieur du ménage du membre idrissa mane n'est pas renseignée à 100 %. Prière de vérifier l'ensemble des questions relatives à ce membre et de les renseigner en totalité. </w:t>
-        <w:br/>
-        <w:t xml:space="preserve">- La section sur le repas pris à l'extérieur du ménage du membre kadjali mane n'est pas renseignée à 100 %. Prière de vérifier l'ensemble des questions relatives à ce membre et de les renseigner en totalité. </w:t>
-        <w:br/>
-        <w:t xml:space="preserve">- La section sur le repas pris à l'extérieur du ménage du membre lassana mane n'est pas renseignée à 100 %. Prière de vérifier l'ensemble des questions relatives à ce membre et de les renseigner en totalité. </w:t>
-        <w:br/>
-        <w:t xml:space="preserve">- La section sur le repas pris à l'extérieur du ménage du membre mabinetou mane n'est pas renseignée à 100 %. Prière de vérifier l'ensemble des questions relatives à ce membre et de les renseigner en totalité. </w:t>
-        <w:br/>
-        <w:t xml:space="preserve">- La section sur le repas pris à l'extérieur du ménage du membre mariama mane n'est pas renseignée à 100 %. Prière de vérifier l'ensemble des questions relatives à ce membre et de les renseigner en totalité. </w:t>
-        <w:br/>
-        <w:t xml:space="preserve">- La section sur le repas pris à l'extérieur du ménage du membre mouhamadou lamine mane n'est pas renseignée à 100 %. Prière de vérifier l'ensemble des questions relatives à ce membre et de les renseigner en totalité. </w:t>
-        <w:br/>
-        <w:t>- La section sur le repas pris à l'extérieur du ménage du membre souleymane mane n'est pas renseignée à 100 %. Prière de vérifier l'ensemble des questions relatives à ce membre et de les renseigner en totalité.</w:t>
+        <w:t>- Avertissement!!! Le ménage a consommé 21 Paquet Moyen de Thé en sachet, cette quantité semble anormale pour une consommation des 7 derniers jours.Prière de corriger ou de confirmer avec le QG. Avertissement!! le prix unitaire (100 Fcfa) de Thé en sachet (unité: Paquet) de taille Moyen est très faible ou élevé. Prière de corriger ou de confirmer avec le QG. Incohérence!! Dans ce ménage, chaque individus consomme par jour 32.23214 Kg  de cereale; Prière de revoir les quantités prises de ces produits. Attention ! Le prix unitaire d'achat (18000 Fcfa) de Riz importé parfumé en Sac (50 Kg) (taille unique) est relativement élevé par rapport aux autres prix observés dans cette zone. Prière de corriger ou de confirmer avec le QG.</w:t>
       </w:r>
     </w:p>
     <w:p>
@@ -5629,7 +5474,7 @@
           <w:color w:val="4672C4"/>
           <w:sz w:val="22"/>
         </w:rPr>
-        <w:t>&gt;&gt; Section9e - Depenses non-alimentaires - 6 mois</w:t>
+        <w:t>&gt;&gt; Section9f - Depenses non-alimentaires - 12 mois</w:t>
       </w:r>
     </w:p>
     <w:p>
@@ -5640,25 +5485,7 @@
         <w:rPr>
           <w:sz w:val="20"/>
         </w:rPr>
-        <w:t xml:space="preserve">- Peu plausible! le montant de la dépense pour Ampoules électriques pour le logement semble élevé. Veuillez, s'il vous plaît, confirmer cette information avec le QG ou la corriger. </w:t>
-        <w:br/>
-        <w:t xml:space="preserve">- Peu plausible! le montant de la dépense pour Chaussures enfants semble élevé. Veuillez, s'il vous plaît, confirmer cette information avec le QG ou la corriger. </w:t>
-        <w:br/>
-        <w:t xml:space="preserve">- Peu plausible! le montant de la dépense pour Chaussures femmes semble élevé. Veuillez, s'il vous plaît, confirmer cette information avec le QG ou la corriger. </w:t>
-        <w:br/>
-        <w:t xml:space="preserve">- Peu plausible! le montant de la dépense pour Chaussures hommes semble élevé. Veuillez, s'il vous plaît, confirmer cette information avec le QG ou la corriger. </w:t>
-        <w:br/>
-        <w:t xml:space="preserve">- Peu plausible! le montant de la dépense pour Parfums semble élevé. Veuillez, s'il vous plaît, confirmer cette information avec le QG ou la corriger. </w:t>
-        <w:br/>
-        <w:t xml:space="preserve">- Peu plausible! le montant de la dépense pour Sous-vêtements femme (15 ans et plus): slip, jupon, tee shirt,soutien gorge, collant, etc. semble élevé. Veuillez, s'il vous plaît, confirmer cette information avec le QG ou la corriger. </w:t>
-        <w:br/>
-        <w:t xml:space="preserve">- Peu plausible! le montant de la dépense pour Sous-vêtements homme (15 ans et plus): slip, chaussettes, tee shirt et maillot de corps, etc. semble élevé. Veuillez, s'il vous plaît, confirmer cette information avec le QG ou la corriger. </w:t>
-        <w:br/>
-        <w:t xml:space="preserve">- Peu plausible! le montant de la dépense pour Vêtements enfants (0-14 ans): layette pour bébé, chemise, pantalon garçon, robe fillette, slip enfant, blouses, etc. (Pas inclure les uniformes scolaires) semble élevé. Veuillez, s'il vous plaît, confirmer cette information avec le QG ou la corriger. </w:t>
-        <w:br/>
-        <w:t xml:space="preserve">- Peu plausible! le montant de la dépense pour Vêtements femmes (15 ans et plus): robe, jupe, pantalon, ensemble, etc. semble élevé. Veuillez, s'il vous plaît, confirmer cette information avec le QG ou la corriger. </w:t>
-        <w:br/>
-        <w:t>- Peu plausible! le montant de la dépense pour Vêtements hommes (15 ans et plus): chemise, pantalon, veste, ensemble, vêtements de travail, etc. semble élevé. Veuillez, s'il vous plaît, confirmer cette information avec le QG ou la corriger.</w:t>
+        <w:t>- ||</w:t>
       </w:r>
     </w:p>
     <w:p>
@@ -5679,9 +5506,7 @@
         <w:rPr>
           <w:sz w:val="20"/>
         </w:rPr>
-        <w:t xml:space="preserve">- La main d'oeuvre familiale pour bineta mane ayant travaillé dans cette entreprise vente de poisson aucours des 12 derniers mois n'est pas renseigner. Prière de reneigner toutes les informations qui lui concerne. </w:t>
-        <w:br/>
-        <w:t>- La main d'oeuvre familiale pour bineta mane ayant travaillé dans cette entreprise vente de taro aucours des 12 derniers mois n'est pas renseigner. Prière de reneigner toutes les informations qui lui concerne.</w:t>
+        <w:t>- L'entreprise vente de taro est généralement une entreprise commerciale ou de service dont elle ne depense pas en achat de matières premières.Elle ne transforme pas de produit donc ne peut pas obtenir un montant sur la vente des produits transformés (10.48 ou 10.49). Prière de mettre 0 pour ces questions si elles ne font pas de transformation.</w:t>
       </w:r>
     </w:p>
     <w:p>
@@ -6122,7 +5947,7 @@
         <w:rPr>
           <w:sz w:val="20"/>
         </w:rPr>
-        <w:t>- Attention ! Le montant (2500 Fcfa) dépensé ou reçu en cadeau pour les cartes prépayées, les transferts de crédit et les abonnements de  oumou khairy ndongo est relativement élevé par rapport aux autres montants depansés observés dans cette zone. Prière de corriger ou de confirmer avec le QG. Attention ! Le montant (5000 Fcfa) dépensé ou reçu en cadeau pour les recharges internet ou de forfaits de données mobiles(hors appels vocaux), aucours des 30 derniers jours de  oumou khairy ndongo est relativement élevé par rapport aux autres montants depansés observés dans cette zone. Prière de corriger ou de confirmer avec le QG.</w:t>
+        <w:t>- Attention ! Le montant (5000 Fcfa) dépensé ou reçu en cadeau pour les recharges internet ou de forfaits de données mobiles(hors appels vocaux), aucours des 30 derniers jours de  oumou khairy ndongo est relativement élevé par rapport aux autres montants depansés observés dans cette zone. Prière de corriger ou de confirmer avec le QG.</w:t>
       </w:r>
     </w:p>
     <w:p>
@@ -6155,27 +5980,6 @@
           <w:color w:val="4672C4"/>
           <w:sz w:val="22"/>
         </w:rPr>
-        <w:t>&gt;&gt; Section4b - Emploi - Activite principale</w:t>
-      </w:r>
-    </w:p>
-    <w:p>
-      <w:pPr>
-        <w:ind w:left="283"/>
-      </w:pPr>
-      <w:r>
-        <w:rPr>
-          <w:sz w:val="20"/>
-        </w:rPr>
-        <w:t>- Avertissementoumou khairy ndongo  travaille mais les questions relatives à son emploi principal ne sont pas renseignées à 100%, prière de les renseigner.</w:t>
-      </w:r>
-    </w:p>
-    <w:p>
-      <w:r>
-        <w:rPr>
-          <w:b/>
-          <w:color w:val="4672C4"/>
-          <w:sz w:val="22"/>
-        </w:rPr>
         <w:t>&gt;&gt; Section6 - Epargne et credit</w:t>
       </w:r>
     </w:p>
@@ -6197,6 +6001,27 @@
           <w:color w:val="4672C4"/>
           <w:sz w:val="22"/>
         </w:rPr>
+        <w:t>&gt;&gt; Section7b - Consommation alimentaire - 7 jours</w:t>
+      </w:r>
+    </w:p>
+    <w:p>
+      <w:pPr>
+        <w:ind w:left="283"/>
+      </w:pPr>
+      <w:r>
+        <w:rPr>
+          <w:sz w:val="20"/>
+        </w:rPr>
+        <w:t>- Attention ! Le prix unitaire d'achat (100 Fcfa) de Œufs frais en Pièce (taille unique) est relativement faible par rapport aux autres prix observés dans cette zone. Prière de corriger ou de confirmer avec le QG. Attention ! Le prix unitaire d'achat (150 Fcfa) de Sucre en poudre  en Sachets (Moyen) est relativement élevé par rapport aux autres prix observés dans cette zone. Prière de corriger ou de confirmer avec le QG. Attention ! Le prix unitaire d'achat (200 Fcfa) de Lait en poudre en Sachets (Moyen) est relativement élevé par rapport aux autres prix observés dans cette zone. Prière de corriger ou de confirmer avec le QG. Incohérence!! Dans ce ménage, chaque individus consomme par jour 203.0443 Kg  de cereale; Prière de revoir les quantités prises de ces produits.</w:t>
+      </w:r>
+    </w:p>
+    <w:p>
+      <w:r>
+        <w:rPr>
+          <w:b/>
+          <w:color w:val="4672C4"/>
+          <w:sz w:val="22"/>
+        </w:rPr>
         <w:t>&gt;&gt; Section9b - Depenses non-alimentaires - 7 jours</w:t>
       </w:r>
     </w:p>
@@ -6209,6 +6034,27 @@
           <w:sz w:val="20"/>
         </w:rPr>
         <w:t>- Il est difficile d'avoir un ménage qui n'a effectué aucune des dépenses mentionnées au cours de 7 derniers jours, prière de revoir la section 9B pour ce ménage.</w:t>
+      </w:r>
+    </w:p>
+    <w:p>
+      <w:r>
+        <w:rPr>
+          <w:b/>
+          <w:color w:val="4672C4"/>
+          <w:sz w:val="22"/>
+        </w:rPr>
+        <w:t>&gt;&gt; Section9c - Depenses non-alimentaires - 30 jours</w:t>
+      </w:r>
+    </w:p>
+    <w:p>
+      <w:pPr>
+        <w:ind w:left="283"/>
+      </w:pPr>
+      <w:r>
+        <w:rPr>
+          <w:sz w:val="20"/>
+        </w:rPr>
+        <w:t>- La dernière fois que vous avez acheté Salaire du personnel de maison (gardien, boy, chauffeur, cuisinier, etc. ) est celle qui garde son bébé lorsqu’elle parte au travail et semble exister dans les modalités, prière de prendre attache avec le QG pour plus d'explication afin de la classer bien.</w:t>
       </w:r>
     </w:p>
     <w:p>
@@ -6272,39 +6118,6 @@
           <w:sz w:val="20"/>
         </w:rPr>
         <w:t>- Avertissement!! Le ménage n'a été négativement affecté par aucun des problèmes donnés dans la section 14. Confirmez vous cette information avec le QG?</w:t>
-      </w:r>
-    </w:p>
-    <w:p>
-      <w:r>
-        <w:rPr>
-          <w:b/>
-          <w:color w:val="4672C4"/>
-          <w:sz w:val="22"/>
-        </w:rPr>
-        <w:t>&gt;&gt; Section15 - Filets sociaux</w:t>
-      </w:r>
-    </w:p>
-    <w:p>
-      <w:pPr>
-        <w:ind w:left="283"/>
-      </w:pPr>
-      <w:r>
-        <w:rPr>
-          <w:sz w:val="20"/>
-        </w:rPr>
-        <w:t xml:space="preserve">- Prière de renseigner Dialyse Gratuite  dans la section 15, même si le ménage n'a pas eu de programme entendu, prendre non et renseigner le reste des questions. </w:t>
-        <w:br/>
-        <w:t xml:space="preserve">- Prière de renseigner Plan Sesame  dans la section 15, même si le ménage n'a pas eu de programme entendu, prendre non et renseigner le reste des questions. </w:t>
-        <w:br/>
-        <w:t xml:space="preserve">- Prière de renseigner Programme national de bourses de sécurité familiales (PNBSF)  dans la section 15, même si le ménage n'a pas eu de programme entendu, prendre non et renseigner le reste des questions. </w:t>
-        <w:br/>
-        <w:t xml:space="preserve">- Prière de renseigner Soins gratuits pour la tuberculose  dans la section 15, même si le ménage n'a pas eu de programme entendu, prendre non et renseigner le reste des questions. </w:t>
-        <w:br/>
-        <w:t xml:space="preserve">- Prière de renseigner Soins gratuits pour les enfants de moins de 5 ans  dans la section 15, même si le ménage n'a pas eu de programme entendu, prendre non et renseigner le reste des questions. </w:t>
-        <w:br/>
-        <w:t xml:space="preserve">- Prière de renseigner Soutien à cause de la COVID-19  dans la section 15, même si le ménage n'a pas eu de programme entendu, prendre non et renseigner le reste des questions. </w:t>
-        <w:br/>
-        <w:t>- Prière de renseigner Supplément alimentaire pour les enfants malnutrits  dans la section 15, même si le ménage n'a pas eu de programme entendu, prendre non et renseigner le reste des questions.</w:t>
       </w:r>
     </w:p>
     <w:p>
@@ -6661,7 +6474,7 @@
         <w:rPr>
           <w:sz w:val="20"/>
         </w:rPr>
-        <w:t>- Il est obligatoire de prendre les coordonnées Gps avant d'administrer le questionnaire. Prière de prendre les coordonnées GPS.</w:t>
+        <w:t>- Le questionnaire semble ne pas être complètement fini mais le questionnaire est en statut complet, prière de compléter le questionnaire. Il est obligatoire de prendre les coordonnées Gps avant d'administrer le questionnaire. Prière de prendre les coordonnées GPS.</w:t>
       </w:r>
     </w:p>
     <w:p>
@@ -6692,7 +6505,7 @@
         <w:br/>
         <w:t xml:space="preserve">- Peu probable! Habib BODIANG  n'arrive pas  à comprendre un petit texte lu dans une langue locale (s02q03). Veuillez corriger ou donner des explications au QG. Dans les milieux urbains c'est peu probable de voir une école dont les élèves ou étudiants ne dépensent pas en frais d'uniformes, prière de verifier pour Habib BODIANG et corriger ou confirmer avec le QG. </w:t>
         <w:br/>
-        <w:t xml:space="preserve">- Peu probable! Mariama Sibo BODIANG  n'arrive pas  à comprendre un petit texte lu dans une langue locale (s02q03). Veuillez corriger ou donner des explications au QG. Peu probable! Mariama Sibo BODIANG  ne sait ni lire, ni écrire, ni comprendre dans aucune des langues  (s02q01,s02q02,s02q03). Veuillez corriger ou donner des explications au QG.  Incohérence ! le montant payé de Mariama Sibo BODIANG pour les frais de scolarité est très faible. veuillez, s'il vous plait, confirmer ces informations avec le QG ou apporter les corrections nécessaires. Dans les milieux urbains c'est peu probable de voir une école dont les élèves ou étudiants ne dépensent pas en frais d'uniformes, prière de verifier pour Mariama Sibo BODIANG et corriger ou confirmer avec le QG. Attention ! Le frais de scolarité (11000 Fcfa) de Mariama Sibo BODIANG en 2ème année de Maternelle est relativement faible par rapport aux autres frais de scolarités observés dans cette zone. Prière de corriger ou de confirmer avec le QG. </w:t>
+        <w:t xml:space="preserve">- Peu probable! Mariama Sibo BODIANG  n'arrive pas  à comprendre un petit texte lu dans une langue locale (s02q03). Veuillez corriger ou donner des explications au QG. Peu probable! Mariama Sibo BODIANG  ne sait ni lire, ni écrire, ni comprendre dans aucune des langues  (s02q01,s02q02,s02q03). Veuillez corriger ou donner des explications au QG.  Incohérence ! le montant payé de Mariama Sibo BODIANG pour les frais de scolarité est très faible. veuillez, s'il vous plait, confirmer ces informations avec le QG ou apporter les corrections nécessaires. Dans les milieux urbains c'est peu probable de voir une école dont les élèves ou étudiants ne dépensent pas en frais d'uniformes, prière de verifier pour Mariama Sibo BODIANG et corriger ou confirmer avec le QG. </w:t>
         <w:br/>
         <w:t>- Peu probable! Papa Sadio KECOUTA  n'arrive pas  à comprendre un petit texte lu dans une langue locale (s02q03). Veuillez corriger ou donner des explications au QG. Dans les milieux urbains c'est peu probable de voir une école dont les élèves ou étudiants ne dépensent pas en frais d'uniformes, prière de verifier pour Papa Sadio KECOUTA et corriger ou confirmer avec le QG.</w:t>
       </w:r>
@@ -6780,7 +6593,7 @@
         <w:rPr>
           <w:sz w:val="20"/>
         </w:rPr>
-        <w:t>- Attention ! Le prix unitaire d'achat (25 Fcfa) de Arachides grillées décortiquées en Sachets (Petit) est relativement faible par rapport aux autres prix observés dans cette zone. Prière de corriger ou de confirmer avec le QG. Avertissement!!! Le ménage a consommé 10 Pièce Petit de Caramel, bonbons, confiseries, etc., cette quantité semble anormale pour une consommation des 7 derniers jours.Prière de corriger ou de confirmer avec le QG.</w:t>
+        <w:t>- Attention ! Le prix unitaire d'achat (25 Fcfa) de Arachides grillées décortiquées en Sachets (Petit) est relativement faible par rapport aux autres prix observés dans cette zone. Prière de corriger ou de confirmer avec le QG. Attention ! Le prix unitaire d'achat (250 Fcfa) de Mâchoiron Frais en Tas (Petit) est relativement faible par rapport aux autres prix observés dans cette zone. Prière de corriger ou de confirmer avec le QG. Attention ! Le prix unitaire d'achat (50 Fcfa) de Ail en Gousse (Moyen) est relativement faible par rapport aux autres prix observés dans cette zone. Prière de corriger ou de confirmer avec le QG. Avertissement!!! Le ménage a consommé 10 Pièce Petit de Caramel, bonbons, confiseries, etc., cette quantité semble anormale pour une consommation des 7 derniers jours.Prière de corriger ou de confirmer avec le QG.</w:t>
       </w:r>
     </w:p>
     <w:p>
@@ -7222,6 +7035,27 @@
           <w:color w:val="4672C4"/>
           <w:sz w:val="22"/>
         </w:rPr>
+        <w:t>&gt;&gt; Section0 - Identification et renseignements de controle</w:t>
+      </w:r>
+    </w:p>
+    <w:p>
+      <w:pPr>
+        <w:ind w:left="283"/>
+      </w:pPr>
+      <w:r>
+        <w:rPr>
+          <w:sz w:val="20"/>
+        </w:rPr>
+        <w:t>- Le questionnaire semble ne pas être complètement fini mais le questionnaire est en statut complet, prière de compléter le questionnaire.</w:t>
+      </w:r>
+    </w:p>
+    <w:p>
+      <w:r>
+        <w:rPr>
+          <w:b/>
+          <w:color w:val="4672C4"/>
+          <w:sz w:val="22"/>
+        </w:rPr>
         <w:t>&gt;&gt; Section2 - Education</w:t>
       </w:r>
     </w:p>
@@ -7433,27 +7267,6 @@
           <w:sz w:val="20"/>
         </w:rPr>
         <w:t>- La quantité estimée en Kg est incorrecte (Exemple : si le ménage a eu 10 sacs de 100kg = 10*100=1000kg), prière de corriger merci.</w:t>
-      </w:r>
-    </w:p>
-    <w:p>
-      <w:r>
-        <w:rPr>
-          <w:b/>
-          <w:color w:val="4672C4"/>
-          <w:sz w:val="22"/>
-        </w:rPr>
-        <w:t>&gt;&gt; Section19 - Equipements agricoles</w:t>
-      </w:r>
-    </w:p>
-    <w:p>
-      <w:pPr>
-        <w:ind w:left="283"/>
-      </w:pPr>
-      <w:r>
-        <w:rPr>
-          <w:sz w:val="20"/>
-        </w:rPr>
-        <w:t>- Attention ! Machette a été revendu à 3500 Fcfa qui est relativement élevé par rapport aux autres prix de revente observés dans cette zone. Prière de corriger ou de confirmer avec le QG.</w:t>
       </w:r>
     </w:p>
     <w:p>
